--- a/PHOCS-Docgentemplates/PHOCSReceiptTemplate.docx
+++ b/PHOCS-Docgentemplates/PHOCSReceiptTemplate.docx
@@ -1,6 +1,6 @@
 
 <file path=word/document.xml><?xml version="1.0" encoding="utf-8"?>
-<w:document xmlns:wpc="http://schemas.microsoft.com/office/word/2010/wordprocessingCanvas" xmlns:cx="http://schemas.microsoft.com/office/drawing/2014/chartex" xmlns:cx1="http://schemas.microsoft.com/office/drawing/2015/9/8/chartex" xmlns:cx2="http://schemas.microsoft.com/office/drawing/2015/10/21/chartex" xmlns:cx3="http://schemas.microsoft.com/office/drawing/2016/5/9/chartex" xmlns:cx4="http://schemas.microsoft.com/office/drawing/2016/5/10/chartex" xmlns:cx5="http://schemas.microsoft.com/office/drawing/2016/5/11/chartex" xmlns:cx6="http://schemas.microsoft.com/office/drawing/2016/5/12/chartex" xmlns:cx7="http://schemas.microsoft.com/office/drawing/2016/5/13/chartex" xmlns:cx8="http://schemas.microsoft.com/office/drawing/2016/5/14/chartex" xmlns:mc="http://schemas.openxmlformats.org/markup-compatibility/2006" xmlns:aink="http://schemas.microsoft.com/office/drawing/2016/ink" xmlns:am3d="http://schemas.microsoft.com/office/drawing/2017/model3d" xmlns:o="urn:schemas-microsoft-com:office:office" xmlns:oel="http://schemas.microsoft.com/office/2019/extlst" xmlns:r="http://schemas.openxmlformats.org/officeDocument/2006/relationships" xmlns:m="http://schemas.openxmlformats.org/officeDocument/2006/math" xmlns:v="urn:schemas-microsoft-com:vml" xmlns:wp14="http://schemas.microsoft.com/office/word/2010/wordprocessingDrawing" xmlns:wp="http://schemas.openxmlformats.org/drawingml/2006/wordprocessingDrawing" xmlns:w10="urn:schemas-microsoft-com:office:word" xmlns:w="http://schemas.openxmlformats.org/wordprocessingml/2006/main" xmlns:w14="http://schemas.microsoft.com/office/word/2010/wordml" xmlns:w15="http://schemas.microsoft.com/office/word/2012/wordml" xmlns:w16cei="http://schemas.microsoft.com/office/word/2026/wordml/cei" xmlns:w16cex="http://schemas.microsoft.com/office/word/2018/wordml/cex" xmlns:w16cid="http://schemas.microsoft.com/office/word/2016/wordml/cid" xmlns:w16="http://schemas.microsoft.com/office/word/2018/wordml" xmlns:w16du="http://schemas.microsoft.com/office/word/2023/wordml/word16du" xmlns:w16sdtdh="http://schemas.microsoft.com/office/word/2020/wordml/sdtdatahash" xmlns:w16sdtfl="http://schemas.microsoft.com/office/word/2024/wordml/sdtformatlock" xmlns:w16se="http://schemas.microsoft.com/office/word/2015/wordml/symex" xmlns:wpg="http://schemas.microsoft.com/office/word/2010/wordprocessingGroup" xmlns:wpi="http://schemas.microsoft.com/office/word/2010/wordprocessingInk" xmlns:wne="http://schemas.microsoft.com/office/word/2006/wordml" xmlns:wps="http://schemas.microsoft.com/office/word/2010/wordprocessingShape" mc:Ignorable="w14 w15 w16se w16cid w16 w16cex w16sdtdh w16sdtfl w16du wp14">
+<w:document xmlns:wpc="http://schemas.microsoft.com/office/word/2010/wordprocessingCanvas" xmlns:cx="http://schemas.microsoft.com/office/drawing/2014/chartex" xmlns:cx1="http://schemas.microsoft.com/office/drawing/2015/9/8/chartex" xmlns:cx2="http://schemas.microsoft.com/office/drawing/2015/10/21/chartex" xmlns:cx3="http://schemas.microsoft.com/office/drawing/2016/5/9/chartex" xmlns:cx4="http://schemas.microsoft.com/office/drawing/2016/5/10/chartex" xmlns:cx5="http://schemas.microsoft.com/office/drawing/2016/5/11/chartex" xmlns:cx6="http://schemas.microsoft.com/office/drawing/2016/5/12/chartex" xmlns:cx7="http://schemas.microsoft.com/office/drawing/2016/5/13/chartex" xmlns:cx8="http://schemas.microsoft.com/office/drawing/2016/5/14/chartex" xmlns:mc="http://schemas.openxmlformats.org/markup-compatibility/2006" xmlns:aink="http://schemas.microsoft.com/office/drawing/2016/ink" xmlns:am3d="http://schemas.microsoft.com/office/drawing/2017/model3d" xmlns:o="urn:schemas-microsoft-com:office:office" xmlns:oel="http://schemas.microsoft.com/office/2019/extlst" xmlns:r="http://schemas.openxmlformats.org/officeDocument/2006/relationships" xmlns:m="http://schemas.openxmlformats.org/officeDocument/2006/math" xmlns:v="urn:schemas-microsoft-com:vml" xmlns:wp14="http://schemas.microsoft.com/office/word/2010/wordprocessingDrawing" xmlns:wp="http://schemas.openxmlformats.org/drawingml/2006/wordprocessingDrawing" xmlns:w10="urn:schemas-microsoft-com:office:word" xmlns:w="http://schemas.openxmlformats.org/wordprocessingml/2006/main" xmlns:w14="http://schemas.microsoft.com/office/word/2010/wordml" xmlns:w15="http://schemas.microsoft.com/office/word/2012/wordml" xmlns:w16cex="http://schemas.microsoft.com/office/word/2018/wordml/cex" xmlns:w16cid="http://schemas.microsoft.com/office/word/2016/wordml/cid" xmlns:w16="http://schemas.microsoft.com/office/word/2018/wordml" xmlns:w16du="http://schemas.microsoft.com/office/word/2023/wordml/word16du" xmlns:w16sdtdh="http://schemas.microsoft.com/office/word/2020/wordml/sdtdatahash" xmlns:w16sdtfl="http://schemas.microsoft.com/office/word/2024/wordml/sdtformatlock" xmlns:w16se="http://schemas.microsoft.com/office/word/2015/wordml/symex" xmlns:wpg="http://schemas.microsoft.com/office/word/2010/wordprocessingGroup" xmlns:wpi="http://schemas.microsoft.com/office/word/2010/wordprocessingInk" xmlns:wne="http://schemas.microsoft.com/office/word/2006/wordml" xmlns:wps="http://schemas.microsoft.com/office/word/2010/wordprocessingShape" mc:Ignorable="w14 w15 w16se w16cid w16 w16cex w16sdtdh w16sdtfl w16du wp14">
   <w:body>
     <w:tbl>
       <w:tblPr>
@@ -94,21 +94,7 @@
                     <w:rPr>
                       <w:rFonts w:ascii="BC Sans" w:eastAsia="BC Sans" w:hAnsi="BC Sans" w:cs="BC Sans"/>
                     </w:rPr>
-                    <w:t>{{</w:t>
-                  </w:r>
-                  <w:proofErr w:type="spellStart"/>
-                  <w:r>
-                    <w:rPr>
-                      <w:rFonts w:ascii="BC Sans" w:eastAsia="BC Sans" w:hAnsi="BC Sans" w:cs="BC Sans"/>
-                    </w:rPr>
-                    <w:t>AccountNumber</w:t>
-                  </w:r>
-                  <w:proofErr w:type="spellEnd"/>
-                  <w:r>
-                    <w:rPr>
-                      <w:rFonts w:ascii="BC Sans" w:eastAsia="BC Sans" w:hAnsi="BC Sans" w:cs="BC Sans"/>
-                    </w:rPr>
-                    <w:t>}}</w:t>
+                    <w:t>{{AccountNumber}}</w:t>
                   </w:r>
                 </w:p>
                 <w:p>
@@ -201,25 +187,7 @@
                       <w:b/>
                       <w:bCs/>
                     </w:rPr>
-                    <w:t>{{</w:t>
-                  </w:r>
-                  <w:proofErr w:type="spellStart"/>
-                  <w:r>
-                    <w:rPr>
-                      <w:rFonts w:ascii="BC Sans" w:eastAsia="BC Sans" w:hAnsi="BC Sans" w:cs="BC Sans"/>
-                      <w:b/>
-                      <w:bCs/>
-                    </w:rPr>
-                    <w:t>RTB_AccountNameAddress</w:t>
-                  </w:r>
-                  <w:proofErr w:type="spellEnd"/>
-                  <w:r>
-                    <w:rPr>
-                      <w:rFonts w:ascii="BC Sans" w:eastAsia="BC Sans" w:hAnsi="BC Sans" w:cs="BC Sans"/>
-                      <w:b/>
-                      <w:bCs/>
-                    </w:rPr>
-                    <w:t>}}</w:t>
+                    <w:t>{{RTB_AccountNameAddress}}</w:t>
                   </w:r>
                 </w:p>
                 <w:p>
@@ -520,25 +488,7 @@
                       <w:sz w:val="20"/>
                       <w:szCs w:val="20"/>
                     </w:rPr>
-                    <w:t>{{#RTFItem}} {{</w:t>
-                  </w:r>
-                  <w:proofErr w:type="spellStart"/>
-                  <w:r>
-                    <w:rPr>
-                      <w:rFonts w:ascii="BC Sans" w:hAnsi="BC Sans"/>
-                      <w:sz w:val="20"/>
-                      <w:szCs w:val="20"/>
-                    </w:rPr>
-                    <w:t>PaymentDate</w:t>
-                  </w:r>
-                  <w:proofErr w:type="spellEnd"/>
-                  <w:r>
-                    <w:rPr>
-                      <w:rFonts w:ascii="BC Sans" w:hAnsi="BC Sans"/>
-                      <w:sz w:val="20"/>
-                      <w:szCs w:val="20"/>
-                    </w:rPr>
-                    <w:t>}}</w:t>
+                    <w:t>{{#RTFItem}} {{PaymentDate}}</w:t>
                   </w:r>
                 </w:p>
               </w:tc>
@@ -568,25 +518,7 @@
                       <w:sz w:val="22"/>
                       <w:szCs w:val="22"/>
                     </w:rPr>
-                    <w:t>{{</w:t>
-                  </w:r>
-                  <w:proofErr w:type="spellStart"/>
-                  <w:r>
-                    <w:rPr>
-                      <w:rFonts w:ascii="BC Sans" w:hAnsi="BC Sans"/>
-                      <w:sz w:val="22"/>
-                      <w:szCs w:val="22"/>
-                    </w:rPr>
-                    <w:t>FeeType</w:t>
-                  </w:r>
-                  <w:proofErr w:type="spellEnd"/>
-                  <w:r>
-                    <w:rPr>
-                      <w:rFonts w:ascii="BC Sans" w:hAnsi="BC Sans"/>
-                      <w:sz w:val="22"/>
-                      <w:szCs w:val="22"/>
-                    </w:rPr>
-                    <w:t>}}</w:t>
+                    <w:t>{{FeeType}}</w:t>
                   </w:r>
                 </w:p>
               </w:tc>
@@ -616,25 +548,7 @@
                       <w:sz w:val="22"/>
                       <w:szCs w:val="22"/>
                     </w:rPr>
-                    <w:t>{{</w:t>
-                  </w:r>
-                  <w:proofErr w:type="spellStart"/>
-                  <w:r>
-                    <w:rPr>
-                      <w:rFonts w:ascii="BC Sans" w:hAnsi="BC Sans"/>
-                      <w:sz w:val="22"/>
-                      <w:szCs w:val="22"/>
-                    </w:rPr>
-                    <w:t>PaymentMethod</w:t>
-                  </w:r>
-                  <w:proofErr w:type="spellEnd"/>
-                  <w:r>
-                    <w:rPr>
-                      <w:rFonts w:ascii="BC Sans" w:hAnsi="BC Sans"/>
-                      <w:sz w:val="22"/>
-                      <w:szCs w:val="22"/>
-                    </w:rPr>
-                    <w:t>}}</w:t>
+                    <w:t>{{PaymentMethod}}</w:t>
                   </w:r>
                 </w:p>
               </w:tc>
@@ -665,7 +579,7 @@
                       <w:b/>
                       <w:bCs/>
                     </w:rPr>
-                    <w:t>$</w:t>
+                    <w:t>{{FeeAmount}}</w:t>
                   </w:r>
                   <w:r>
                     <w:rPr>
@@ -673,32 +587,6 @@
                       <w:b/>
                       <w:bCs/>
                     </w:rPr>
-                    <w:t>{{</w:t>
-                  </w:r>
-                  <w:proofErr w:type="spellStart"/>
-                  <w:r>
-                    <w:rPr>
-                      <w:rFonts w:ascii="BC Sans" w:eastAsia="BC Sans" w:hAnsi="BC Sans" w:cs="BC Sans"/>
-                      <w:b/>
-                      <w:bCs/>
-                    </w:rPr>
-                    <w:t>FeeAmount</w:t>
-                  </w:r>
-                  <w:proofErr w:type="spellEnd"/>
-                  <w:r>
-                    <w:rPr>
-                      <w:rFonts w:ascii="BC Sans" w:eastAsia="BC Sans" w:hAnsi="BC Sans" w:cs="BC Sans"/>
-                      <w:b/>
-                      <w:bCs/>
-                    </w:rPr>
-                    <w:t>}}</w:t>
-                  </w:r>
-                  <w:r>
-                    <w:rPr>
-                      <w:rFonts w:ascii="BC Sans" w:eastAsia="BC Sans" w:hAnsi="BC Sans" w:cs="BC Sans"/>
-                      <w:b/>
-                      <w:bCs/>
-                    </w:rPr>
                     <w:br/>
                   </w:r>
                   <w:r>
@@ -713,25 +601,7 @@
                       <w:sz w:val="22"/>
                       <w:szCs w:val="22"/>
                     </w:rPr>
-                    <w:t>/</w:t>
-                  </w:r>
-                  <w:proofErr w:type="spellStart"/>
-                  <w:r>
-                    <w:rPr>
-                      <w:rFonts w:ascii="BC Sans" w:eastAsia="BC Sans" w:hAnsi="BC Sans" w:cs="BC Sans"/>
-                      <w:sz w:val="22"/>
-                      <w:szCs w:val="22"/>
-                    </w:rPr>
-                    <w:t>RTFItem</w:t>
-                  </w:r>
-                  <w:proofErr w:type="spellEnd"/>
-                  <w:r>
-                    <w:rPr>
-                      <w:rFonts w:ascii="BC Sans" w:eastAsia="BC Sans" w:hAnsi="BC Sans" w:cs="BC Sans"/>
-                      <w:sz w:val="22"/>
-                      <w:szCs w:val="22"/>
-                    </w:rPr>
-                    <w:t>}}</w:t>
+                    <w:t>/RTFItem}}</w:t>
                   </w:r>
                 </w:p>
                 <w:p>
@@ -815,29 +685,7 @@
                       <w:sz w:val="22"/>
                       <w:szCs w:val="22"/>
                     </w:rPr>
-                    <w:t>${{</w:t>
-                  </w:r>
-                  <w:proofErr w:type="spellStart"/>
-                  <w:r>
-                    <w:rPr>
-                      <w:rFonts w:ascii="BC Sans" w:eastAsia="BC Sans" w:hAnsi="BC Sans" w:cs="BC Sans"/>
-                      <w:b/>
-                      <w:bCs/>
-                      <w:sz w:val="22"/>
-                      <w:szCs w:val="22"/>
-                    </w:rPr>
-                    <w:t>RTFAmountPaid</w:t>
-                  </w:r>
-                  <w:proofErr w:type="spellEnd"/>
-                  <w:r>
-                    <w:rPr>
-                      <w:rFonts w:ascii="BC Sans" w:eastAsia="BC Sans" w:hAnsi="BC Sans" w:cs="BC Sans"/>
-                      <w:b/>
-                      <w:bCs/>
-                      <w:sz w:val="22"/>
-                      <w:szCs w:val="22"/>
-                    </w:rPr>
-                    <w:t>}}</w:t>
+                    <w:t>{{RTFAmountPaid}}</w:t>
                   </w:r>
                 </w:p>
               </w:tc>
@@ -880,7 +728,7 @@
 </file>
 
 <file path=word/endnotes.xml><?xml version="1.0" encoding="utf-8"?>
-<w:endnotes xmlns:wpc="http://schemas.microsoft.com/office/word/2010/wordprocessingCanvas" xmlns:cx="http://schemas.microsoft.com/office/drawing/2014/chartex" xmlns:cx1="http://schemas.microsoft.com/office/drawing/2015/9/8/chartex" xmlns:cx2="http://schemas.microsoft.com/office/drawing/2015/10/21/chartex" xmlns:cx3="http://schemas.microsoft.com/office/drawing/2016/5/9/chartex" xmlns:cx4="http://schemas.microsoft.com/office/drawing/2016/5/10/chartex" xmlns:cx5="http://schemas.microsoft.com/office/drawing/2016/5/11/chartex" xmlns:cx6="http://schemas.microsoft.com/office/drawing/2016/5/12/chartex" xmlns:cx7="http://schemas.microsoft.com/office/drawing/2016/5/13/chartex" xmlns:cx8="http://schemas.microsoft.com/office/drawing/2016/5/14/chartex" xmlns:mc="http://schemas.openxmlformats.org/markup-compatibility/2006" xmlns:aink="http://schemas.microsoft.com/office/drawing/2016/ink" xmlns:am3d="http://schemas.microsoft.com/office/drawing/2017/model3d" xmlns:o="urn:schemas-microsoft-com:office:office" xmlns:oel="http://schemas.microsoft.com/office/2019/extlst" xmlns:r="http://schemas.openxmlformats.org/officeDocument/2006/relationships" xmlns:m="http://schemas.openxmlformats.org/officeDocument/2006/math" xmlns:v="urn:schemas-microsoft-com:vml" xmlns:wp14="http://schemas.microsoft.com/office/word/2010/wordprocessingDrawing" xmlns:wp="http://schemas.openxmlformats.org/drawingml/2006/wordprocessingDrawing" xmlns:w10="urn:schemas-microsoft-com:office:word" xmlns:w="http://schemas.openxmlformats.org/wordprocessingml/2006/main" xmlns:w14="http://schemas.microsoft.com/office/word/2010/wordml" xmlns:w15="http://schemas.microsoft.com/office/word/2012/wordml" xmlns:w16cei="http://schemas.microsoft.com/office/word/2026/wordml/cei" xmlns:w16cex="http://schemas.microsoft.com/office/word/2018/wordml/cex" xmlns:w16cid="http://schemas.microsoft.com/office/word/2016/wordml/cid" xmlns:w16="http://schemas.microsoft.com/office/word/2018/wordml" xmlns:w16du="http://schemas.microsoft.com/office/word/2023/wordml/word16du" xmlns:w16sdtdh="http://schemas.microsoft.com/office/word/2020/wordml/sdtdatahash" xmlns:w16sdtfl="http://schemas.microsoft.com/office/word/2024/wordml/sdtformatlock" xmlns:w16se="http://schemas.microsoft.com/office/word/2015/wordml/symex" xmlns:wpg="http://schemas.microsoft.com/office/word/2010/wordprocessingGroup" xmlns:wpi="http://schemas.microsoft.com/office/word/2010/wordprocessingInk" xmlns:wne="http://schemas.microsoft.com/office/word/2006/wordml" xmlns:wps="http://schemas.microsoft.com/office/word/2010/wordprocessingShape" mc:Ignorable="w14 w15 w16se w16cid w16 w16cex w16sdtdh w16sdtfl w16du wp14">
+<w:endnotes xmlns:wpc="http://schemas.microsoft.com/office/word/2010/wordprocessingCanvas" xmlns:cx="http://schemas.microsoft.com/office/drawing/2014/chartex" xmlns:cx1="http://schemas.microsoft.com/office/drawing/2015/9/8/chartex" xmlns:cx2="http://schemas.microsoft.com/office/drawing/2015/10/21/chartex" xmlns:cx3="http://schemas.microsoft.com/office/drawing/2016/5/9/chartex" xmlns:cx4="http://schemas.microsoft.com/office/drawing/2016/5/10/chartex" xmlns:cx5="http://schemas.microsoft.com/office/drawing/2016/5/11/chartex" xmlns:cx6="http://schemas.microsoft.com/office/drawing/2016/5/12/chartex" xmlns:cx7="http://schemas.microsoft.com/office/drawing/2016/5/13/chartex" xmlns:cx8="http://schemas.microsoft.com/office/drawing/2016/5/14/chartex" xmlns:mc="http://schemas.openxmlformats.org/markup-compatibility/2006" xmlns:aink="http://schemas.microsoft.com/office/drawing/2016/ink" xmlns:am3d="http://schemas.microsoft.com/office/drawing/2017/model3d" xmlns:o="urn:schemas-microsoft-com:office:office" xmlns:oel="http://schemas.microsoft.com/office/2019/extlst" xmlns:r="http://schemas.openxmlformats.org/officeDocument/2006/relationships" xmlns:m="http://schemas.openxmlformats.org/officeDocument/2006/math" xmlns:v="urn:schemas-microsoft-com:vml" xmlns:wp14="http://schemas.microsoft.com/office/word/2010/wordprocessingDrawing" xmlns:wp="http://schemas.openxmlformats.org/drawingml/2006/wordprocessingDrawing" xmlns:w10="urn:schemas-microsoft-com:office:word" xmlns:w="http://schemas.openxmlformats.org/wordprocessingml/2006/main" xmlns:w14="http://schemas.microsoft.com/office/word/2010/wordml" xmlns:w15="http://schemas.microsoft.com/office/word/2012/wordml" xmlns:w16cex="http://schemas.microsoft.com/office/word/2018/wordml/cex" xmlns:w16cid="http://schemas.microsoft.com/office/word/2016/wordml/cid" xmlns:w16="http://schemas.microsoft.com/office/word/2018/wordml" xmlns:w16du="http://schemas.microsoft.com/office/word/2023/wordml/word16du" xmlns:w16sdtdh="http://schemas.microsoft.com/office/word/2020/wordml/sdtdatahash" xmlns:w16sdtfl="http://schemas.microsoft.com/office/word/2024/wordml/sdtformatlock" xmlns:w16se="http://schemas.microsoft.com/office/word/2015/wordml/symex" xmlns:wpg="http://schemas.microsoft.com/office/word/2010/wordprocessingGroup" xmlns:wpi="http://schemas.microsoft.com/office/word/2010/wordprocessingInk" xmlns:wne="http://schemas.microsoft.com/office/word/2006/wordml" xmlns:wps="http://schemas.microsoft.com/office/word/2010/wordprocessingShape" mc:Ignorable="w14 w15 w16se w16cid w16 w16cex w16sdtdh w16sdtfl w16du wp14">
   <w:endnote w:type="separator" w:id="-1">
     <w:p>
       <w:pPr>
@@ -905,7 +753,7 @@
 </file>
 
 <file path=word/footer1.xml><?xml version="1.0" encoding="utf-8"?>
-<w:ftr xmlns:wpc="http://schemas.microsoft.com/office/word/2010/wordprocessingCanvas" xmlns:cx="http://schemas.microsoft.com/office/drawing/2014/chartex" xmlns:cx1="http://schemas.microsoft.com/office/drawing/2015/9/8/chartex" xmlns:cx2="http://schemas.microsoft.com/office/drawing/2015/10/21/chartex" xmlns:cx3="http://schemas.microsoft.com/office/drawing/2016/5/9/chartex" xmlns:cx4="http://schemas.microsoft.com/office/drawing/2016/5/10/chartex" xmlns:cx5="http://schemas.microsoft.com/office/drawing/2016/5/11/chartex" xmlns:cx6="http://schemas.microsoft.com/office/drawing/2016/5/12/chartex" xmlns:cx7="http://schemas.microsoft.com/office/drawing/2016/5/13/chartex" xmlns:cx8="http://schemas.microsoft.com/office/drawing/2016/5/14/chartex" xmlns:mc="http://schemas.openxmlformats.org/markup-compatibility/2006" xmlns:aink="http://schemas.microsoft.com/office/drawing/2016/ink" xmlns:am3d="http://schemas.microsoft.com/office/drawing/2017/model3d" xmlns:o="urn:schemas-microsoft-com:office:office" xmlns:oel="http://schemas.microsoft.com/office/2019/extlst" xmlns:r="http://schemas.openxmlformats.org/officeDocument/2006/relationships" xmlns:m="http://schemas.openxmlformats.org/officeDocument/2006/math" xmlns:v="urn:schemas-microsoft-com:vml" xmlns:wp14="http://schemas.microsoft.com/office/word/2010/wordprocessingDrawing" xmlns:wp="http://schemas.openxmlformats.org/drawingml/2006/wordprocessingDrawing" xmlns:w10="urn:schemas-microsoft-com:office:word" xmlns:w="http://schemas.openxmlformats.org/wordprocessingml/2006/main" xmlns:w14="http://schemas.microsoft.com/office/word/2010/wordml" xmlns:w15="http://schemas.microsoft.com/office/word/2012/wordml" xmlns:w16cei="http://schemas.microsoft.com/office/word/2026/wordml/cei" xmlns:w16cex="http://schemas.microsoft.com/office/word/2018/wordml/cex" xmlns:w16cid="http://schemas.microsoft.com/office/word/2016/wordml/cid" xmlns:w16="http://schemas.microsoft.com/office/word/2018/wordml" xmlns:w16du="http://schemas.microsoft.com/office/word/2023/wordml/word16du" xmlns:w16sdtdh="http://schemas.microsoft.com/office/word/2020/wordml/sdtdatahash" xmlns:w16sdtfl="http://schemas.microsoft.com/office/word/2024/wordml/sdtformatlock" xmlns:w16se="http://schemas.microsoft.com/office/word/2015/wordml/symex" xmlns:wpg="http://schemas.microsoft.com/office/word/2010/wordprocessingGroup" xmlns:wpi="http://schemas.microsoft.com/office/word/2010/wordprocessingInk" xmlns:wne="http://schemas.microsoft.com/office/word/2006/wordml" xmlns:wps="http://schemas.microsoft.com/office/word/2010/wordprocessingShape" mc:Ignorable="w14 w15 w16se w16cid w16 w16cex w16sdtdh w16sdtfl w16du wp14">
+<w:ftr xmlns:wpc="http://schemas.microsoft.com/office/word/2010/wordprocessingCanvas" xmlns:cx="http://schemas.microsoft.com/office/drawing/2014/chartex" xmlns:cx1="http://schemas.microsoft.com/office/drawing/2015/9/8/chartex" xmlns:cx2="http://schemas.microsoft.com/office/drawing/2015/10/21/chartex" xmlns:cx3="http://schemas.microsoft.com/office/drawing/2016/5/9/chartex" xmlns:cx4="http://schemas.microsoft.com/office/drawing/2016/5/10/chartex" xmlns:cx5="http://schemas.microsoft.com/office/drawing/2016/5/11/chartex" xmlns:cx6="http://schemas.microsoft.com/office/drawing/2016/5/12/chartex" xmlns:cx7="http://schemas.microsoft.com/office/drawing/2016/5/13/chartex" xmlns:cx8="http://schemas.microsoft.com/office/drawing/2016/5/14/chartex" xmlns:mc="http://schemas.openxmlformats.org/markup-compatibility/2006" xmlns:aink="http://schemas.microsoft.com/office/drawing/2016/ink" xmlns:am3d="http://schemas.microsoft.com/office/drawing/2017/model3d" xmlns:o="urn:schemas-microsoft-com:office:office" xmlns:oel="http://schemas.microsoft.com/office/2019/extlst" xmlns:r="http://schemas.openxmlformats.org/officeDocument/2006/relationships" xmlns:m="http://schemas.openxmlformats.org/officeDocument/2006/math" xmlns:v="urn:schemas-microsoft-com:vml" xmlns:wp14="http://schemas.microsoft.com/office/word/2010/wordprocessingDrawing" xmlns:wp="http://schemas.openxmlformats.org/drawingml/2006/wordprocessingDrawing" xmlns:w10="urn:schemas-microsoft-com:office:word" xmlns:w="http://schemas.openxmlformats.org/wordprocessingml/2006/main" xmlns:w14="http://schemas.microsoft.com/office/word/2010/wordml" xmlns:w15="http://schemas.microsoft.com/office/word/2012/wordml" xmlns:w16cex="http://schemas.microsoft.com/office/word/2018/wordml/cex" xmlns:w16cid="http://schemas.microsoft.com/office/word/2016/wordml/cid" xmlns:w16="http://schemas.microsoft.com/office/word/2018/wordml" xmlns:w16du="http://schemas.microsoft.com/office/word/2023/wordml/word16du" xmlns:w16sdtdh="http://schemas.microsoft.com/office/word/2020/wordml/sdtdatahash" xmlns:w16sdtfl="http://schemas.microsoft.com/office/word/2024/wordml/sdtformatlock" xmlns:w16se="http://schemas.microsoft.com/office/word/2015/wordml/symex" xmlns:wpg="http://schemas.microsoft.com/office/word/2010/wordprocessingGroup" xmlns:wpi="http://schemas.microsoft.com/office/word/2010/wordprocessingInk" xmlns:wne="http://schemas.microsoft.com/office/word/2006/wordml" xmlns:wps="http://schemas.microsoft.com/office/word/2010/wordprocessingShape" mc:Ignorable="w14 w15 w16se w16cid w16 w16cex w16sdtdh w16sdtfl w16du wp14">
   <w:p>
     <w:pPr>
       <w:pStyle w:val="Footer"/>
@@ -915,7 +763,7 @@
 </file>
 
 <file path=word/footer2.xml><?xml version="1.0" encoding="utf-8"?>
-<w:ftr xmlns:wpc="http://schemas.microsoft.com/office/word/2010/wordprocessingCanvas" xmlns:cx="http://schemas.microsoft.com/office/drawing/2014/chartex" xmlns:cx1="http://schemas.microsoft.com/office/drawing/2015/9/8/chartex" xmlns:cx2="http://schemas.microsoft.com/office/drawing/2015/10/21/chartex" xmlns:cx3="http://schemas.microsoft.com/office/drawing/2016/5/9/chartex" xmlns:cx4="http://schemas.microsoft.com/office/drawing/2016/5/10/chartex" xmlns:cx5="http://schemas.microsoft.com/office/drawing/2016/5/11/chartex" xmlns:cx6="http://schemas.microsoft.com/office/drawing/2016/5/12/chartex" xmlns:cx7="http://schemas.microsoft.com/office/drawing/2016/5/13/chartex" xmlns:cx8="http://schemas.microsoft.com/office/drawing/2016/5/14/chartex" xmlns:mc="http://schemas.openxmlformats.org/markup-compatibility/2006" xmlns:aink="http://schemas.microsoft.com/office/drawing/2016/ink" xmlns:am3d="http://schemas.microsoft.com/office/drawing/2017/model3d" xmlns:o="urn:schemas-microsoft-com:office:office" xmlns:oel="http://schemas.microsoft.com/office/2019/extlst" xmlns:r="http://schemas.openxmlformats.org/officeDocument/2006/relationships" xmlns:m="http://schemas.openxmlformats.org/officeDocument/2006/math" xmlns:v="urn:schemas-microsoft-com:vml" xmlns:wp14="http://schemas.microsoft.com/office/word/2010/wordprocessingDrawing" xmlns:wp="http://schemas.openxmlformats.org/drawingml/2006/wordprocessingDrawing" xmlns:w10="urn:schemas-microsoft-com:office:word" xmlns:w="http://schemas.openxmlformats.org/wordprocessingml/2006/main" xmlns:w14="http://schemas.microsoft.com/office/word/2010/wordml" xmlns:w15="http://schemas.microsoft.com/office/word/2012/wordml" xmlns:w16cei="http://schemas.microsoft.com/office/word/2026/wordml/cei" xmlns:w16cex="http://schemas.microsoft.com/office/word/2018/wordml/cex" xmlns:w16cid="http://schemas.microsoft.com/office/word/2016/wordml/cid" xmlns:w16="http://schemas.microsoft.com/office/word/2018/wordml" xmlns:w16du="http://schemas.microsoft.com/office/word/2023/wordml/word16du" xmlns:w16sdtdh="http://schemas.microsoft.com/office/word/2020/wordml/sdtdatahash" xmlns:w16sdtfl="http://schemas.microsoft.com/office/word/2024/wordml/sdtformatlock" xmlns:w16se="http://schemas.microsoft.com/office/word/2015/wordml/symex" xmlns:wpg="http://schemas.microsoft.com/office/word/2010/wordprocessingGroup" xmlns:wpi="http://schemas.microsoft.com/office/word/2010/wordprocessingInk" xmlns:wne="http://schemas.microsoft.com/office/word/2006/wordml" xmlns:wps="http://schemas.microsoft.com/office/word/2010/wordprocessingShape" mc:Ignorable="w14 w15 w16se w16cid w16 w16cex w16sdtdh w16sdtfl w16du wp14">
+<w:ftr xmlns:wpc="http://schemas.microsoft.com/office/word/2010/wordprocessingCanvas" xmlns:cx="http://schemas.microsoft.com/office/drawing/2014/chartex" xmlns:cx1="http://schemas.microsoft.com/office/drawing/2015/9/8/chartex" xmlns:cx2="http://schemas.microsoft.com/office/drawing/2015/10/21/chartex" xmlns:cx3="http://schemas.microsoft.com/office/drawing/2016/5/9/chartex" xmlns:cx4="http://schemas.microsoft.com/office/drawing/2016/5/10/chartex" xmlns:cx5="http://schemas.microsoft.com/office/drawing/2016/5/11/chartex" xmlns:cx6="http://schemas.microsoft.com/office/drawing/2016/5/12/chartex" xmlns:cx7="http://schemas.microsoft.com/office/drawing/2016/5/13/chartex" xmlns:cx8="http://schemas.microsoft.com/office/drawing/2016/5/14/chartex" xmlns:mc="http://schemas.openxmlformats.org/markup-compatibility/2006" xmlns:aink="http://schemas.microsoft.com/office/drawing/2016/ink" xmlns:am3d="http://schemas.microsoft.com/office/drawing/2017/model3d" xmlns:o="urn:schemas-microsoft-com:office:office" xmlns:oel="http://schemas.microsoft.com/office/2019/extlst" xmlns:r="http://schemas.openxmlformats.org/officeDocument/2006/relationships" xmlns:m="http://schemas.openxmlformats.org/officeDocument/2006/math" xmlns:v="urn:schemas-microsoft-com:vml" xmlns:wp14="http://schemas.microsoft.com/office/word/2010/wordprocessingDrawing" xmlns:wp="http://schemas.openxmlformats.org/drawingml/2006/wordprocessingDrawing" xmlns:w10="urn:schemas-microsoft-com:office:word" xmlns:w="http://schemas.openxmlformats.org/wordprocessingml/2006/main" xmlns:w14="http://schemas.microsoft.com/office/word/2010/wordml" xmlns:w15="http://schemas.microsoft.com/office/word/2012/wordml" xmlns:w16cex="http://schemas.microsoft.com/office/word/2018/wordml/cex" xmlns:w16cid="http://schemas.microsoft.com/office/word/2016/wordml/cid" xmlns:w16="http://schemas.microsoft.com/office/word/2018/wordml" xmlns:w16du="http://schemas.microsoft.com/office/word/2023/wordml/word16du" xmlns:w16sdtdh="http://schemas.microsoft.com/office/word/2020/wordml/sdtdatahash" xmlns:w16sdtfl="http://schemas.microsoft.com/office/word/2024/wordml/sdtformatlock" xmlns:w16se="http://schemas.microsoft.com/office/word/2015/wordml/symex" xmlns:wpg="http://schemas.microsoft.com/office/word/2010/wordprocessingGroup" xmlns:wpi="http://schemas.microsoft.com/office/word/2010/wordprocessingInk" xmlns:wne="http://schemas.microsoft.com/office/word/2006/wordml" xmlns:wps="http://schemas.microsoft.com/office/word/2010/wordprocessingShape" mc:Ignorable="w14 w15 w16se w16cid w16 w16cex w16sdtdh w16sdtfl w16du wp14">
   <w:p>
     <w:pPr>
       <w:jc w:val="center"/>
@@ -968,7 +816,7 @@
 </file>
 
 <file path=word/footer3.xml><?xml version="1.0" encoding="utf-8"?>
-<w:ftr xmlns:wpc="http://schemas.microsoft.com/office/word/2010/wordprocessingCanvas" xmlns:cx="http://schemas.microsoft.com/office/drawing/2014/chartex" xmlns:cx1="http://schemas.microsoft.com/office/drawing/2015/9/8/chartex" xmlns:cx2="http://schemas.microsoft.com/office/drawing/2015/10/21/chartex" xmlns:cx3="http://schemas.microsoft.com/office/drawing/2016/5/9/chartex" xmlns:cx4="http://schemas.microsoft.com/office/drawing/2016/5/10/chartex" xmlns:cx5="http://schemas.microsoft.com/office/drawing/2016/5/11/chartex" xmlns:cx6="http://schemas.microsoft.com/office/drawing/2016/5/12/chartex" xmlns:cx7="http://schemas.microsoft.com/office/drawing/2016/5/13/chartex" xmlns:cx8="http://schemas.microsoft.com/office/drawing/2016/5/14/chartex" xmlns:mc="http://schemas.openxmlformats.org/markup-compatibility/2006" xmlns:aink="http://schemas.microsoft.com/office/drawing/2016/ink" xmlns:am3d="http://schemas.microsoft.com/office/drawing/2017/model3d" xmlns:o="urn:schemas-microsoft-com:office:office" xmlns:oel="http://schemas.microsoft.com/office/2019/extlst" xmlns:r="http://schemas.openxmlformats.org/officeDocument/2006/relationships" xmlns:m="http://schemas.openxmlformats.org/officeDocument/2006/math" xmlns:v="urn:schemas-microsoft-com:vml" xmlns:wp14="http://schemas.microsoft.com/office/word/2010/wordprocessingDrawing" xmlns:wp="http://schemas.openxmlformats.org/drawingml/2006/wordprocessingDrawing" xmlns:w10="urn:schemas-microsoft-com:office:word" xmlns:w="http://schemas.openxmlformats.org/wordprocessingml/2006/main" xmlns:w14="http://schemas.microsoft.com/office/word/2010/wordml" xmlns:w15="http://schemas.microsoft.com/office/word/2012/wordml" xmlns:w16cei="http://schemas.microsoft.com/office/word/2026/wordml/cei" xmlns:w16cex="http://schemas.microsoft.com/office/word/2018/wordml/cex" xmlns:w16cid="http://schemas.microsoft.com/office/word/2016/wordml/cid" xmlns:w16="http://schemas.microsoft.com/office/word/2018/wordml" xmlns:w16du="http://schemas.microsoft.com/office/word/2023/wordml/word16du" xmlns:w16sdtdh="http://schemas.microsoft.com/office/word/2020/wordml/sdtdatahash" xmlns:w16sdtfl="http://schemas.microsoft.com/office/word/2024/wordml/sdtformatlock" xmlns:w16se="http://schemas.microsoft.com/office/word/2015/wordml/symex" xmlns:wpg="http://schemas.microsoft.com/office/word/2010/wordprocessingGroup" xmlns:wpi="http://schemas.microsoft.com/office/word/2010/wordprocessingInk" xmlns:wne="http://schemas.microsoft.com/office/word/2006/wordml" xmlns:wps="http://schemas.microsoft.com/office/word/2010/wordprocessingShape" mc:Ignorable="w14 w15 w16se w16cid w16 w16cex w16sdtdh w16sdtfl w16du wp14">
+<w:ftr xmlns:wpc="http://schemas.microsoft.com/office/word/2010/wordprocessingCanvas" xmlns:cx="http://schemas.microsoft.com/office/drawing/2014/chartex" xmlns:cx1="http://schemas.microsoft.com/office/drawing/2015/9/8/chartex" xmlns:cx2="http://schemas.microsoft.com/office/drawing/2015/10/21/chartex" xmlns:cx3="http://schemas.microsoft.com/office/drawing/2016/5/9/chartex" xmlns:cx4="http://schemas.microsoft.com/office/drawing/2016/5/10/chartex" xmlns:cx5="http://schemas.microsoft.com/office/drawing/2016/5/11/chartex" xmlns:cx6="http://schemas.microsoft.com/office/drawing/2016/5/12/chartex" xmlns:cx7="http://schemas.microsoft.com/office/drawing/2016/5/13/chartex" xmlns:cx8="http://schemas.microsoft.com/office/drawing/2016/5/14/chartex" xmlns:mc="http://schemas.openxmlformats.org/markup-compatibility/2006" xmlns:aink="http://schemas.microsoft.com/office/drawing/2016/ink" xmlns:am3d="http://schemas.microsoft.com/office/drawing/2017/model3d" xmlns:o="urn:schemas-microsoft-com:office:office" xmlns:oel="http://schemas.microsoft.com/office/2019/extlst" xmlns:r="http://schemas.openxmlformats.org/officeDocument/2006/relationships" xmlns:m="http://schemas.openxmlformats.org/officeDocument/2006/math" xmlns:v="urn:schemas-microsoft-com:vml" xmlns:wp14="http://schemas.microsoft.com/office/word/2010/wordprocessingDrawing" xmlns:wp="http://schemas.openxmlformats.org/drawingml/2006/wordprocessingDrawing" xmlns:w10="urn:schemas-microsoft-com:office:word" xmlns:w="http://schemas.openxmlformats.org/wordprocessingml/2006/main" xmlns:w14="http://schemas.microsoft.com/office/word/2010/wordml" xmlns:w15="http://schemas.microsoft.com/office/word/2012/wordml" xmlns:w16cex="http://schemas.microsoft.com/office/word/2018/wordml/cex" xmlns:w16cid="http://schemas.microsoft.com/office/word/2016/wordml/cid" xmlns:w16="http://schemas.microsoft.com/office/word/2018/wordml" xmlns:w16du="http://schemas.microsoft.com/office/word/2023/wordml/word16du" xmlns:w16sdtdh="http://schemas.microsoft.com/office/word/2020/wordml/sdtdatahash" xmlns:w16sdtfl="http://schemas.microsoft.com/office/word/2024/wordml/sdtformatlock" xmlns:w16se="http://schemas.microsoft.com/office/word/2015/wordml/symex" xmlns:wpg="http://schemas.microsoft.com/office/word/2010/wordprocessingGroup" xmlns:wpi="http://schemas.microsoft.com/office/word/2010/wordprocessingInk" xmlns:wne="http://schemas.microsoft.com/office/word/2006/wordml" xmlns:wps="http://schemas.microsoft.com/office/word/2010/wordprocessingShape" mc:Ignorable="w14 w15 w16se w16cid w16 w16cex w16sdtdh w16sdtfl w16du wp14">
   <w:p>
     <w:pPr>
       <w:pStyle w:val="Footer"/>
@@ -978,7 +826,7 @@
 </file>
 
 <file path=word/footnotes.xml><?xml version="1.0" encoding="utf-8"?>
-<w:footnotes xmlns:wpc="http://schemas.microsoft.com/office/word/2010/wordprocessingCanvas" xmlns:cx="http://schemas.microsoft.com/office/drawing/2014/chartex" xmlns:cx1="http://schemas.microsoft.com/office/drawing/2015/9/8/chartex" xmlns:cx2="http://schemas.microsoft.com/office/drawing/2015/10/21/chartex" xmlns:cx3="http://schemas.microsoft.com/office/drawing/2016/5/9/chartex" xmlns:cx4="http://schemas.microsoft.com/office/drawing/2016/5/10/chartex" xmlns:cx5="http://schemas.microsoft.com/office/drawing/2016/5/11/chartex" xmlns:cx6="http://schemas.microsoft.com/office/drawing/2016/5/12/chartex" xmlns:cx7="http://schemas.microsoft.com/office/drawing/2016/5/13/chartex" xmlns:cx8="http://schemas.microsoft.com/office/drawing/2016/5/14/chartex" xmlns:mc="http://schemas.openxmlformats.org/markup-compatibility/2006" xmlns:aink="http://schemas.microsoft.com/office/drawing/2016/ink" xmlns:am3d="http://schemas.microsoft.com/office/drawing/2017/model3d" xmlns:o="urn:schemas-microsoft-com:office:office" xmlns:oel="http://schemas.microsoft.com/office/2019/extlst" xmlns:r="http://schemas.openxmlformats.org/officeDocument/2006/relationships" xmlns:m="http://schemas.openxmlformats.org/officeDocument/2006/math" xmlns:v="urn:schemas-microsoft-com:vml" xmlns:wp14="http://schemas.microsoft.com/office/word/2010/wordprocessingDrawing" xmlns:wp="http://schemas.openxmlformats.org/drawingml/2006/wordprocessingDrawing" xmlns:w10="urn:schemas-microsoft-com:office:word" xmlns:w="http://schemas.openxmlformats.org/wordprocessingml/2006/main" xmlns:w14="http://schemas.microsoft.com/office/word/2010/wordml" xmlns:w15="http://schemas.microsoft.com/office/word/2012/wordml" xmlns:w16cei="http://schemas.microsoft.com/office/word/2026/wordml/cei" xmlns:w16cex="http://schemas.microsoft.com/office/word/2018/wordml/cex" xmlns:w16cid="http://schemas.microsoft.com/office/word/2016/wordml/cid" xmlns:w16="http://schemas.microsoft.com/office/word/2018/wordml" xmlns:w16du="http://schemas.microsoft.com/office/word/2023/wordml/word16du" xmlns:w16sdtdh="http://schemas.microsoft.com/office/word/2020/wordml/sdtdatahash" xmlns:w16sdtfl="http://schemas.microsoft.com/office/word/2024/wordml/sdtformatlock" xmlns:w16se="http://schemas.microsoft.com/office/word/2015/wordml/symex" xmlns:wpg="http://schemas.microsoft.com/office/word/2010/wordprocessingGroup" xmlns:wpi="http://schemas.microsoft.com/office/word/2010/wordprocessingInk" xmlns:wne="http://schemas.microsoft.com/office/word/2006/wordml" xmlns:wps="http://schemas.microsoft.com/office/word/2010/wordprocessingShape" mc:Ignorable="w14 w15 w16se w16cid w16 w16cex w16sdtdh w16sdtfl w16du wp14">
+<w:footnotes xmlns:wpc="http://schemas.microsoft.com/office/word/2010/wordprocessingCanvas" xmlns:cx="http://schemas.microsoft.com/office/drawing/2014/chartex" xmlns:cx1="http://schemas.microsoft.com/office/drawing/2015/9/8/chartex" xmlns:cx2="http://schemas.microsoft.com/office/drawing/2015/10/21/chartex" xmlns:cx3="http://schemas.microsoft.com/office/drawing/2016/5/9/chartex" xmlns:cx4="http://schemas.microsoft.com/office/drawing/2016/5/10/chartex" xmlns:cx5="http://schemas.microsoft.com/office/drawing/2016/5/11/chartex" xmlns:cx6="http://schemas.microsoft.com/office/drawing/2016/5/12/chartex" xmlns:cx7="http://schemas.microsoft.com/office/drawing/2016/5/13/chartex" xmlns:cx8="http://schemas.microsoft.com/office/drawing/2016/5/14/chartex" xmlns:mc="http://schemas.openxmlformats.org/markup-compatibility/2006" xmlns:aink="http://schemas.microsoft.com/office/drawing/2016/ink" xmlns:am3d="http://schemas.microsoft.com/office/drawing/2017/model3d" xmlns:o="urn:schemas-microsoft-com:office:office" xmlns:oel="http://schemas.microsoft.com/office/2019/extlst" xmlns:r="http://schemas.openxmlformats.org/officeDocument/2006/relationships" xmlns:m="http://schemas.openxmlformats.org/officeDocument/2006/math" xmlns:v="urn:schemas-microsoft-com:vml" xmlns:wp14="http://schemas.microsoft.com/office/word/2010/wordprocessingDrawing" xmlns:wp="http://schemas.openxmlformats.org/drawingml/2006/wordprocessingDrawing" xmlns:w10="urn:schemas-microsoft-com:office:word" xmlns:w="http://schemas.openxmlformats.org/wordprocessingml/2006/main" xmlns:w14="http://schemas.microsoft.com/office/word/2010/wordml" xmlns:w15="http://schemas.microsoft.com/office/word/2012/wordml" xmlns:w16cex="http://schemas.microsoft.com/office/word/2018/wordml/cex" xmlns:w16cid="http://schemas.microsoft.com/office/word/2016/wordml/cid" xmlns:w16="http://schemas.microsoft.com/office/word/2018/wordml" xmlns:w16du="http://schemas.microsoft.com/office/word/2023/wordml/word16du" xmlns:w16sdtdh="http://schemas.microsoft.com/office/word/2020/wordml/sdtdatahash" xmlns:w16sdtfl="http://schemas.microsoft.com/office/word/2024/wordml/sdtformatlock" xmlns:w16se="http://schemas.microsoft.com/office/word/2015/wordml/symex" xmlns:wpg="http://schemas.microsoft.com/office/word/2010/wordprocessingGroup" xmlns:wpi="http://schemas.microsoft.com/office/word/2010/wordprocessingInk" xmlns:wne="http://schemas.microsoft.com/office/word/2006/wordml" xmlns:wps="http://schemas.microsoft.com/office/word/2010/wordprocessingShape" mc:Ignorable="w14 w15 w16se w16cid w16 w16cex w16sdtdh w16sdtfl w16du wp14">
   <w:footnote w:type="separator" w:id="-1">
     <w:p>
       <w:pPr>
@@ -1003,7 +851,7 @@
 </file>
 
 <file path=word/header1.xml><?xml version="1.0" encoding="utf-8"?>
-<w:hdr xmlns:wpc="http://schemas.microsoft.com/office/word/2010/wordprocessingCanvas" xmlns:cx="http://schemas.microsoft.com/office/drawing/2014/chartex" xmlns:cx1="http://schemas.microsoft.com/office/drawing/2015/9/8/chartex" xmlns:cx2="http://schemas.microsoft.com/office/drawing/2015/10/21/chartex" xmlns:cx3="http://schemas.microsoft.com/office/drawing/2016/5/9/chartex" xmlns:cx4="http://schemas.microsoft.com/office/drawing/2016/5/10/chartex" xmlns:cx5="http://schemas.microsoft.com/office/drawing/2016/5/11/chartex" xmlns:cx6="http://schemas.microsoft.com/office/drawing/2016/5/12/chartex" xmlns:cx7="http://schemas.microsoft.com/office/drawing/2016/5/13/chartex" xmlns:cx8="http://schemas.microsoft.com/office/drawing/2016/5/14/chartex" xmlns:mc="http://schemas.openxmlformats.org/markup-compatibility/2006" xmlns:aink="http://schemas.microsoft.com/office/drawing/2016/ink" xmlns:am3d="http://schemas.microsoft.com/office/drawing/2017/model3d" xmlns:o="urn:schemas-microsoft-com:office:office" xmlns:oel="http://schemas.microsoft.com/office/2019/extlst" xmlns:r="http://schemas.openxmlformats.org/officeDocument/2006/relationships" xmlns:m="http://schemas.openxmlformats.org/officeDocument/2006/math" xmlns:v="urn:schemas-microsoft-com:vml" xmlns:wp14="http://schemas.microsoft.com/office/word/2010/wordprocessingDrawing" xmlns:wp="http://schemas.openxmlformats.org/drawingml/2006/wordprocessingDrawing" xmlns:w10="urn:schemas-microsoft-com:office:word" xmlns:w="http://schemas.openxmlformats.org/wordprocessingml/2006/main" xmlns:w14="http://schemas.microsoft.com/office/word/2010/wordml" xmlns:w15="http://schemas.microsoft.com/office/word/2012/wordml" xmlns:w16cei="http://schemas.microsoft.com/office/word/2026/wordml/cei" xmlns:w16cex="http://schemas.microsoft.com/office/word/2018/wordml/cex" xmlns:w16cid="http://schemas.microsoft.com/office/word/2016/wordml/cid" xmlns:w16="http://schemas.microsoft.com/office/word/2018/wordml" xmlns:w16du="http://schemas.microsoft.com/office/word/2023/wordml/word16du" xmlns:w16sdtdh="http://schemas.microsoft.com/office/word/2020/wordml/sdtdatahash" xmlns:w16sdtfl="http://schemas.microsoft.com/office/word/2024/wordml/sdtformatlock" xmlns:w16se="http://schemas.microsoft.com/office/word/2015/wordml/symex" xmlns:wpg="http://schemas.microsoft.com/office/word/2010/wordprocessingGroup" xmlns:wpi="http://schemas.microsoft.com/office/word/2010/wordprocessingInk" xmlns:wne="http://schemas.microsoft.com/office/word/2006/wordml" xmlns:wps="http://schemas.microsoft.com/office/word/2010/wordprocessingShape" mc:Ignorable="w14 w15 w16se w16cid w16 w16cex w16sdtdh w16sdtfl w16du wp14">
+<w:hdr xmlns:wpc="http://schemas.microsoft.com/office/word/2010/wordprocessingCanvas" xmlns:cx="http://schemas.microsoft.com/office/drawing/2014/chartex" xmlns:cx1="http://schemas.microsoft.com/office/drawing/2015/9/8/chartex" xmlns:cx2="http://schemas.microsoft.com/office/drawing/2015/10/21/chartex" xmlns:cx3="http://schemas.microsoft.com/office/drawing/2016/5/9/chartex" xmlns:cx4="http://schemas.microsoft.com/office/drawing/2016/5/10/chartex" xmlns:cx5="http://schemas.microsoft.com/office/drawing/2016/5/11/chartex" xmlns:cx6="http://schemas.microsoft.com/office/drawing/2016/5/12/chartex" xmlns:cx7="http://schemas.microsoft.com/office/drawing/2016/5/13/chartex" xmlns:cx8="http://schemas.microsoft.com/office/drawing/2016/5/14/chartex" xmlns:mc="http://schemas.openxmlformats.org/markup-compatibility/2006" xmlns:aink="http://schemas.microsoft.com/office/drawing/2016/ink" xmlns:am3d="http://schemas.microsoft.com/office/drawing/2017/model3d" xmlns:o="urn:schemas-microsoft-com:office:office" xmlns:oel="http://schemas.microsoft.com/office/2019/extlst" xmlns:r="http://schemas.openxmlformats.org/officeDocument/2006/relationships" xmlns:m="http://schemas.openxmlformats.org/officeDocument/2006/math" xmlns:v="urn:schemas-microsoft-com:vml" xmlns:wp14="http://schemas.microsoft.com/office/word/2010/wordprocessingDrawing" xmlns:wp="http://schemas.openxmlformats.org/drawingml/2006/wordprocessingDrawing" xmlns:w10="urn:schemas-microsoft-com:office:word" xmlns:w="http://schemas.openxmlformats.org/wordprocessingml/2006/main" xmlns:w14="http://schemas.microsoft.com/office/word/2010/wordml" xmlns:w15="http://schemas.microsoft.com/office/word/2012/wordml" xmlns:w16cex="http://schemas.microsoft.com/office/word/2018/wordml/cex" xmlns:w16cid="http://schemas.microsoft.com/office/word/2016/wordml/cid" xmlns:w16="http://schemas.microsoft.com/office/word/2018/wordml" xmlns:w16du="http://schemas.microsoft.com/office/word/2023/wordml/word16du" xmlns:w16sdtdh="http://schemas.microsoft.com/office/word/2020/wordml/sdtdatahash" xmlns:w16sdtfl="http://schemas.microsoft.com/office/word/2024/wordml/sdtformatlock" xmlns:w16se="http://schemas.microsoft.com/office/word/2015/wordml/symex" xmlns:wpg="http://schemas.microsoft.com/office/word/2010/wordprocessingGroup" xmlns:wpi="http://schemas.microsoft.com/office/word/2010/wordprocessingInk" xmlns:wne="http://schemas.microsoft.com/office/word/2006/wordml" xmlns:wps="http://schemas.microsoft.com/office/word/2010/wordprocessingShape" mc:Ignorable="w14 w15 w16se w16cid w16 w16cex w16sdtdh w16sdtfl w16du wp14">
   <w:p>
     <w:pPr>
       <w:pStyle w:val="Header"/>
@@ -1013,11 +861,11 @@
 </file>
 
 <file path=word/header2.xml><?xml version="1.0" encoding="utf-8"?>
-<w:hdr xmlns:wpc="http://schemas.microsoft.com/office/word/2010/wordprocessingCanvas" xmlns:cx="http://schemas.microsoft.com/office/drawing/2014/chartex" xmlns:cx1="http://schemas.microsoft.com/office/drawing/2015/9/8/chartex" xmlns:cx2="http://schemas.microsoft.com/office/drawing/2015/10/21/chartex" xmlns:cx3="http://schemas.microsoft.com/office/drawing/2016/5/9/chartex" xmlns:cx4="http://schemas.microsoft.com/office/drawing/2016/5/10/chartex" xmlns:cx5="http://schemas.microsoft.com/office/drawing/2016/5/11/chartex" xmlns:cx6="http://schemas.microsoft.com/office/drawing/2016/5/12/chartex" xmlns:cx7="http://schemas.microsoft.com/office/drawing/2016/5/13/chartex" xmlns:cx8="http://schemas.microsoft.com/office/drawing/2016/5/14/chartex" xmlns:mc="http://schemas.openxmlformats.org/markup-compatibility/2006" xmlns:aink="http://schemas.microsoft.com/office/drawing/2016/ink" xmlns:am3d="http://schemas.microsoft.com/office/drawing/2017/model3d" xmlns:o="urn:schemas-microsoft-com:office:office" xmlns:oel="http://schemas.microsoft.com/office/2019/extlst" xmlns:r="http://schemas.openxmlformats.org/officeDocument/2006/relationships" xmlns:m="http://schemas.openxmlformats.org/officeDocument/2006/math" xmlns:v="urn:schemas-microsoft-com:vml" xmlns:wp14="http://schemas.microsoft.com/office/word/2010/wordprocessingDrawing" xmlns:wp="http://schemas.openxmlformats.org/drawingml/2006/wordprocessingDrawing" xmlns:w10="urn:schemas-microsoft-com:office:word" xmlns:w="http://schemas.openxmlformats.org/wordprocessingml/2006/main" xmlns:w14="http://schemas.microsoft.com/office/word/2010/wordml" xmlns:w15="http://schemas.microsoft.com/office/word/2012/wordml" xmlns:w16cei="http://schemas.microsoft.com/office/word/2026/wordml/cei" xmlns:w16cex="http://schemas.microsoft.com/office/word/2018/wordml/cex" xmlns:w16cid="http://schemas.microsoft.com/office/word/2016/wordml/cid" xmlns:w16="http://schemas.microsoft.com/office/word/2018/wordml" xmlns:w16du="http://schemas.microsoft.com/office/word/2023/wordml/word16du" xmlns:w16sdtdh="http://schemas.microsoft.com/office/word/2020/wordml/sdtdatahash" xmlns:w16sdtfl="http://schemas.microsoft.com/office/word/2024/wordml/sdtformatlock" xmlns:w16se="http://schemas.microsoft.com/office/word/2015/wordml/symex" xmlns:wpg="http://schemas.microsoft.com/office/word/2010/wordprocessingGroup" xmlns:wpi="http://schemas.microsoft.com/office/word/2010/wordprocessingInk" xmlns:wne="http://schemas.microsoft.com/office/word/2006/wordml" xmlns:wps="http://schemas.microsoft.com/office/word/2010/wordprocessingShape" mc:Ignorable="w14 w15 w16se w16cid w16 w16cex w16sdtdh w16sdtfl w16du wp14">
+<w:hdr xmlns:wpc="http://schemas.microsoft.com/office/word/2010/wordprocessingCanvas" xmlns:cx="http://schemas.microsoft.com/office/drawing/2014/chartex" xmlns:cx1="http://schemas.microsoft.com/office/drawing/2015/9/8/chartex" xmlns:cx2="http://schemas.microsoft.com/office/drawing/2015/10/21/chartex" xmlns:cx3="http://schemas.microsoft.com/office/drawing/2016/5/9/chartex" xmlns:cx4="http://schemas.microsoft.com/office/drawing/2016/5/10/chartex" xmlns:cx5="http://schemas.microsoft.com/office/drawing/2016/5/11/chartex" xmlns:cx6="http://schemas.microsoft.com/office/drawing/2016/5/12/chartex" xmlns:cx7="http://schemas.microsoft.com/office/drawing/2016/5/13/chartex" xmlns:cx8="http://schemas.microsoft.com/office/drawing/2016/5/14/chartex" xmlns:mc="http://schemas.openxmlformats.org/markup-compatibility/2006" xmlns:aink="http://schemas.microsoft.com/office/drawing/2016/ink" xmlns:am3d="http://schemas.microsoft.com/office/drawing/2017/model3d" xmlns:o="urn:schemas-microsoft-com:office:office" xmlns:oel="http://schemas.microsoft.com/office/2019/extlst" xmlns:r="http://schemas.openxmlformats.org/officeDocument/2006/relationships" xmlns:m="http://schemas.openxmlformats.org/officeDocument/2006/math" xmlns:v="urn:schemas-microsoft-com:vml" xmlns:wp14="http://schemas.microsoft.com/office/word/2010/wordprocessingDrawing" xmlns:wp="http://schemas.openxmlformats.org/drawingml/2006/wordprocessingDrawing" xmlns:w10="urn:schemas-microsoft-com:office:word" xmlns:w="http://schemas.openxmlformats.org/wordprocessingml/2006/main" xmlns:w14="http://schemas.microsoft.com/office/word/2010/wordml" xmlns:w15="http://schemas.microsoft.com/office/word/2012/wordml" xmlns:w16cex="http://schemas.microsoft.com/office/word/2018/wordml/cex" xmlns:w16cid="http://schemas.microsoft.com/office/word/2016/wordml/cid" xmlns:w16="http://schemas.microsoft.com/office/word/2018/wordml" xmlns:w16du="http://schemas.microsoft.com/office/word/2023/wordml/word16du" xmlns:w16sdtdh="http://schemas.microsoft.com/office/word/2020/wordml/sdtdatahash" xmlns:w16sdtfl="http://schemas.microsoft.com/office/word/2024/wordml/sdtformatlock" xmlns:w16se="http://schemas.microsoft.com/office/word/2015/wordml/symex" xmlns:wpg="http://schemas.microsoft.com/office/word/2010/wordprocessingGroup" xmlns:wpi="http://schemas.microsoft.com/office/word/2010/wordprocessingInk" xmlns:wne="http://schemas.microsoft.com/office/word/2006/wordml" xmlns:wps="http://schemas.microsoft.com/office/word/2010/wordprocessingShape" mc:Ignorable="w14 w15 w16se w16cid w16 w16cex w16sdtdh w16sdtfl w16du wp14">
   <w:tbl>
     <w:tblPr>
       <w:tblStyle w:val="TableGrid"/>
-      <w:tblW w:w="13461" w:type="dxa"/>
+      <w:tblW w:w="12380" w:type="dxa"/>
       <w:tblBorders>
         <w:top w:val="none" w:sz="0" w:space="0" w:color="auto"/>
         <w:left w:val="none" w:sz="0" w:space="0" w:color="auto"/>
@@ -1031,7 +879,7 @@
     <w:tblGrid>
       <w:gridCol w:w="3116"/>
       <w:gridCol w:w="236"/>
-      <w:gridCol w:w="4028"/>
+      <w:gridCol w:w="2947"/>
       <w:gridCol w:w="6081"/>
     </w:tblGrid>
     <w:tr>
@@ -1112,25 +960,25 @@
               <w:szCs w:val="10"/>
               <w:lang w:val="en-CA" w:eastAsia="en-CA"/>
             </w:rPr>
-            <w:t>{{/</w:t>
+            <w:t>{{/IF_HA_Northern</w:t>
           </w:r>
-          <w:proofErr w:type="spellStart"/>
+          <w:proofErr w:type="gramStart"/>
           <w:r>
             <w:rPr>
               <w:sz w:val="10"/>
               <w:szCs w:val="10"/>
               <w:lang w:val="en-CA" w:eastAsia="en-CA"/>
             </w:rPr>
-            <w:t>IF_HA_Northern</w:t>
+            <w:t>}}{</w:t>
           </w:r>
-          <w:proofErr w:type="spellEnd"/>
+          <w:proofErr w:type="gramEnd"/>
           <w:r>
             <w:rPr>
               <w:sz w:val="10"/>
               <w:szCs w:val="10"/>
               <w:lang w:val="en-CA" w:eastAsia="en-CA"/>
             </w:rPr>
-            <w:t>}}{{#IF_HA_Interior}}</w:t>
+            <w:t>{#IF_HA_Interior}}</w:t>
           </w:r>
           <w:r>
             <w:rPr>
@@ -1181,25 +1029,25 @@
               <w:szCs w:val="10"/>
               <w:lang w:val="en-CA" w:eastAsia="en-CA"/>
             </w:rPr>
-            <w:t>{{/</w:t>
+            <w:t>{{/IF_HA_Interior</w:t>
           </w:r>
-          <w:proofErr w:type="spellStart"/>
+          <w:proofErr w:type="gramStart"/>
           <w:r>
             <w:rPr>
               <w:sz w:val="10"/>
               <w:szCs w:val="10"/>
               <w:lang w:val="en-CA" w:eastAsia="en-CA"/>
             </w:rPr>
-            <w:t>IF_HA_Interior</w:t>
+            <w:t>}}{</w:t>
           </w:r>
-          <w:proofErr w:type="spellEnd"/>
+          <w:proofErr w:type="gramEnd"/>
           <w:r>
             <w:rPr>
               <w:sz w:val="10"/>
               <w:szCs w:val="10"/>
               <w:lang w:val="en-CA" w:eastAsia="en-CA"/>
             </w:rPr>
-            <w:t>}}{{#IF_HA_Island}}</w:t>
+            <w:t>{#IF_HA_Island}}</w:t>
           </w:r>
           <w:r>
             <w:rPr>
@@ -1250,25 +1098,25 @@
               <w:szCs w:val="10"/>
               <w:lang w:val="en-CA" w:eastAsia="en-CA"/>
             </w:rPr>
-            <w:t>{{/</w:t>
+            <w:t>{{/IF_HA_Island</w:t>
           </w:r>
-          <w:proofErr w:type="spellStart"/>
+          <w:proofErr w:type="gramStart"/>
           <w:r>
             <w:rPr>
               <w:sz w:val="10"/>
               <w:szCs w:val="10"/>
               <w:lang w:val="en-CA" w:eastAsia="en-CA"/>
             </w:rPr>
-            <w:t>IF_HA_Island</w:t>
+            <w:t>}}{</w:t>
           </w:r>
-          <w:proofErr w:type="spellEnd"/>
+          <w:proofErr w:type="gramEnd"/>
           <w:r>
             <w:rPr>
               <w:sz w:val="10"/>
               <w:szCs w:val="10"/>
               <w:lang w:val="en-CA" w:eastAsia="en-CA"/>
             </w:rPr>
-            <w:t>}}{{#IF_HA_VancouverCoastal}}</w:t>
+            <w:t>{#IF_HA_VancouverCoastal}}</w:t>
           </w:r>
           <w:r>
             <w:rPr>
@@ -1319,25 +1167,7 @@
               <w:szCs w:val="10"/>
               <w:lang w:val="en-CA" w:eastAsia="en-CA"/>
             </w:rPr>
-            <w:t>{{/</w:t>
-          </w:r>
-          <w:proofErr w:type="spellStart"/>
-          <w:r>
-            <w:rPr>
-              <w:sz w:val="10"/>
-              <w:szCs w:val="10"/>
-              <w:lang w:val="en-CA" w:eastAsia="en-CA"/>
-            </w:rPr>
-            <w:t>IF_HA_VancouverCoastal</w:t>
-          </w:r>
-          <w:proofErr w:type="spellEnd"/>
-          <w:r>
-            <w:rPr>
-              <w:sz w:val="10"/>
-              <w:szCs w:val="10"/>
-              <w:lang w:val="en-CA" w:eastAsia="en-CA"/>
-            </w:rPr>
-            <w:t>}</w:t>
+            <w:t>{{/IF_HA_VancouverCoastal}</w:t>
           </w:r>
           <w:r>
             <w:rPr>
@@ -1397,25 +1227,7 @@
               <w:szCs w:val="10"/>
               <w:lang w:val="en-CA" w:eastAsia="en-CA"/>
             </w:rPr>
-            <w:t>{{/</w:t>
-          </w:r>
-          <w:proofErr w:type="spellStart"/>
-          <w:r>
-            <w:rPr>
-              <w:sz w:val="10"/>
-              <w:szCs w:val="10"/>
-              <w:lang w:val="en-CA" w:eastAsia="en-CA"/>
-            </w:rPr>
-            <w:t>IF_HA_Fraser</w:t>
-          </w:r>
-          <w:proofErr w:type="spellEnd"/>
-          <w:r>
-            <w:rPr>
-              <w:sz w:val="10"/>
-              <w:szCs w:val="10"/>
-              <w:lang w:val="en-CA" w:eastAsia="en-CA"/>
-            </w:rPr>
-            <w:t>}}</w:t>
+            <w:t>{{/IF_HA_Fraser}}</w:t>
           </w:r>
         </w:p>
       </w:tc>
@@ -1431,7 +1243,7 @@
       </w:tc>
       <w:tc>
         <w:tcPr>
-          <w:tcW w:w="4028" w:type="dxa"/>
+          <w:tcW w:w="2947" w:type="dxa"/>
         </w:tcPr>
         <w:p>
           <w:pPr>
@@ -1446,23 +1258,7 @@
               <w:rFonts w:ascii="BC Sans" w:eastAsia="BC Sans" w:hAnsi="BC Sans" w:cs="BC Sans"/>
               <w:lang w:val="en-CA"/>
             </w:rPr>
-            <w:t>{{</w:t>
-          </w:r>
-          <w:proofErr w:type="spellStart"/>
-          <w:r>
-            <w:rPr>
-              <w:rFonts w:ascii="BC Sans" w:eastAsia="BC Sans" w:hAnsi="BC Sans" w:cs="BC Sans"/>
-              <w:lang w:val="en-CA"/>
-            </w:rPr>
-            <w:t>RTB_HAAddress</w:t>
-          </w:r>
-          <w:proofErr w:type="spellEnd"/>
-          <w:r>
-            <w:rPr>
-              <w:rFonts w:ascii="BC Sans" w:eastAsia="BC Sans" w:hAnsi="BC Sans" w:cs="BC Sans"/>
-              <w:lang w:val="en-CA"/>
-            </w:rPr>
-            <w:t>}}</w:t>
+            <w:t>{{RTB_HAAddress}}</w:t>
           </w:r>
         </w:p>
         <w:p>
@@ -1478,23 +1274,7 @@
               <w:rFonts w:ascii="BC Sans" w:eastAsia="BC Sans" w:hAnsi="BC Sans" w:cs="BC Sans"/>
               <w:lang w:val="en-CA"/>
             </w:rPr>
-            <w:t>Phone # {{</w:t>
-          </w:r>
-          <w:proofErr w:type="spellStart"/>
-          <w:r>
-            <w:rPr>
-              <w:rFonts w:ascii="BC Sans" w:eastAsia="BC Sans" w:hAnsi="BC Sans" w:cs="BC Sans"/>
-              <w:lang w:val="en-CA"/>
-            </w:rPr>
-            <w:t>HAPhone</w:t>
-          </w:r>
-          <w:proofErr w:type="spellEnd"/>
-          <w:r>
-            <w:rPr>
-              <w:rFonts w:ascii="BC Sans" w:eastAsia="BC Sans" w:hAnsi="BC Sans" w:cs="BC Sans"/>
-              <w:lang w:val="en-CA"/>
-            </w:rPr>
-            <w:t>}}</w:t>
+            <w:t>Phone # {{HAPhone}}</w:t>
           </w:r>
         </w:p>
         <w:p>
@@ -1510,23 +1290,7 @@
               <w:rFonts w:ascii="BC Sans" w:eastAsia="BC Sans" w:hAnsi="BC Sans" w:cs="BC Sans"/>
               <w:lang w:val="en-CA"/>
             </w:rPr>
-            <w:t>GST # {{</w:t>
-          </w:r>
-          <w:proofErr w:type="spellStart"/>
-          <w:r>
-            <w:rPr>
-              <w:rFonts w:ascii="BC Sans" w:eastAsia="BC Sans" w:hAnsi="BC Sans" w:cs="BC Sans"/>
-              <w:lang w:val="en-CA"/>
-            </w:rPr>
-            <w:t>HAGSTNumber</w:t>
-          </w:r>
-          <w:proofErr w:type="spellEnd"/>
-          <w:r>
-            <w:rPr>
-              <w:rFonts w:ascii="BC Sans" w:eastAsia="BC Sans" w:hAnsi="BC Sans" w:cs="BC Sans"/>
-              <w:lang w:val="en-CA"/>
-            </w:rPr>
-            <w:t>}}</w:t>
+            <w:t>GST # {{HAGSTNumber}}</w:t>
           </w:r>
         </w:p>
         <w:p>
@@ -1551,6 +1315,17 @@
               <w:szCs w:val="22"/>
             </w:rPr>
           </w:pPr>
+          <w:r>
+            <w:rPr>
+              <w:rFonts w:ascii="BC Sans" w:eastAsia="BC Sans" w:hAnsi="BC Sans" w:cs="BC Sans"/>
+              <w:b/>
+              <w:bCs/>
+              <w:sz w:val="22"/>
+              <w:szCs w:val="22"/>
+            </w:rPr>
+            <w:t xml:space="preserve">  </w:t>
+          </w:r>
+          <w:proofErr w:type="gramStart"/>
           <w:r>
             <w:rPr>
               <w:rFonts w:ascii="BC Sans" w:eastAsia="BC Sans" w:hAnsi="BC Sans" w:cs="BC Sans"/>
@@ -1585,19 +1360,12 @@
             </w:rPr>
             <w:t>{{</w:t>
           </w:r>
-          <w:proofErr w:type="spellStart"/>
+          <w:proofErr w:type="gramEnd"/>
           <w:r>
             <w:rPr>
               <w:rFonts w:ascii="BC Sans" w:eastAsia="BC Sans" w:hAnsi="BC Sans" w:cs="BC Sans"/>
             </w:rPr>
-            <w:t>RegulatoryTrxnFeeName</w:t>
-          </w:r>
-          <w:proofErr w:type="spellEnd"/>
-          <w:r>
-            <w:rPr>
-              <w:rFonts w:ascii="BC Sans" w:eastAsia="BC Sans" w:hAnsi="BC Sans" w:cs="BC Sans"/>
-            </w:rPr>
-            <w:t>}}</w:t>
+            <w:t>RegulatoryTrxnFeeName}}</w:t>
           </w:r>
         </w:p>
         <w:p>
@@ -1620,7 +1388,7 @@
 </file>
 
 <file path=word/header3.xml><?xml version="1.0" encoding="utf-8"?>
-<w:hdr xmlns:wpc="http://schemas.microsoft.com/office/word/2010/wordprocessingCanvas" xmlns:cx="http://schemas.microsoft.com/office/drawing/2014/chartex" xmlns:cx1="http://schemas.microsoft.com/office/drawing/2015/9/8/chartex" xmlns:cx2="http://schemas.microsoft.com/office/drawing/2015/10/21/chartex" xmlns:cx3="http://schemas.microsoft.com/office/drawing/2016/5/9/chartex" xmlns:cx4="http://schemas.microsoft.com/office/drawing/2016/5/10/chartex" xmlns:cx5="http://schemas.microsoft.com/office/drawing/2016/5/11/chartex" xmlns:cx6="http://schemas.microsoft.com/office/drawing/2016/5/12/chartex" xmlns:cx7="http://schemas.microsoft.com/office/drawing/2016/5/13/chartex" xmlns:cx8="http://schemas.microsoft.com/office/drawing/2016/5/14/chartex" xmlns:mc="http://schemas.openxmlformats.org/markup-compatibility/2006" xmlns:aink="http://schemas.microsoft.com/office/drawing/2016/ink" xmlns:am3d="http://schemas.microsoft.com/office/drawing/2017/model3d" xmlns:o="urn:schemas-microsoft-com:office:office" xmlns:oel="http://schemas.microsoft.com/office/2019/extlst" xmlns:r="http://schemas.openxmlformats.org/officeDocument/2006/relationships" xmlns:m="http://schemas.openxmlformats.org/officeDocument/2006/math" xmlns:v="urn:schemas-microsoft-com:vml" xmlns:wp14="http://schemas.microsoft.com/office/word/2010/wordprocessingDrawing" xmlns:wp="http://schemas.openxmlformats.org/drawingml/2006/wordprocessingDrawing" xmlns:w10="urn:schemas-microsoft-com:office:word" xmlns:w="http://schemas.openxmlformats.org/wordprocessingml/2006/main" xmlns:w14="http://schemas.microsoft.com/office/word/2010/wordml" xmlns:w15="http://schemas.microsoft.com/office/word/2012/wordml" xmlns:w16cei="http://schemas.microsoft.com/office/word/2026/wordml/cei" xmlns:w16cex="http://schemas.microsoft.com/office/word/2018/wordml/cex" xmlns:w16cid="http://schemas.microsoft.com/office/word/2016/wordml/cid" xmlns:w16="http://schemas.microsoft.com/office/word/2018/wordml" xmlns:w16du="http://schemas.microsoft.com/office/word/2023/wordml/word16du" xmlns:w16sdtdh="http://schemas.microsoft.com/office/word/2020/wordml/sdtdatahash" xmlns:w16sdtfl="http://schemas.microsoft.com/office/word/2024/wordml/sdtformatlock" xmlns:w16se="http://schemas.microsoft.com/office/word/2015/wordml/symex" xmlns:wpg="http://schemas.microsoft.com/office/word/2010/wordprocessingGroup" xmlns:wpi="http://schemas.microsoft.com/office/word/2010/wordprocessingInk" xmlns:wne="http://schemas.microsoft.com/office/word/2006/wordml" xmlns:wps="http://schemas.microsoft.com/office/word/2010/wordprocessingShape" mc:Ignorable="w14 w15 w16se w16cid w16 w16cex w16sdtdh w16sdtfl w16du wp14">
+<w:hdr xmlns:wpc="http://schemas.microsoft.com/office/word/2010/wordprocessingCanvas" xmlns:cx="http://schemas.microsoft.com/office/drawing/2014/chartex" xmlns:cx1="http://schemas.microsoft.com/office/drawing/2015/9/8/chartex" xmlns:cx2="http://schemas.microsoft.com/office/drawing/2015/10/21/chartex" xmlns:cx3="http://schemas.microsoft.com/office/drawing/2016/5/9/chartex" xmlns:cx4="http://schemas.microsoft.com/office/drawing/2016/5/10/chartex" xmlns:cx5="http://schemas.microsoft.com/office/drawing/2016/5/11/chartex" xmlns:cx6="http://schemas.microsoft.com/office/drawing/2016/5/12/chartex" xmlns:cx7="http://schemas.microsoft.com/office/drawing/2016/5/13/chartex" xmlns:cx8="http://schemas.microsoft.com/office/drawing/2016/5/14/chartex" xmlns:mc="http://schemas.openxmlformats.org/markup-compatibility/2006" xmlns:aink="http://schemas.microsoft.com/office/drawing/2016/ink" xmlns:am3d="http://schemas.microsoft.com/office/drawing/2017/model3d" xmlns:o="urn:schemas-microsoft-com:office:office" xmlns:oel="http://schemas.microsoft.com/office/2019/extlst" xmlns:r="http://schemas.openxmlformats.org/officeDocument/2006/relationships" xmlns:m="http://schemas.openxmlformats.org/officeDocument/2006/math" xmlns:v="urn:schemas-microsoft-com:vml" xmlns:wp14="http://schemas.microsoft.com/office/word/2010/wordprocessingDrawing" xmlns:wp="http://schemas.openxmlformats.org/drawingml/2006/wordprocessingDrawing" xmlns:w10="urn:schemas-microsoft-com:office:word" xmlns:w="http://schemas.openxmlformats.org/wordprocessingml/2006/main" xmlns:w14="http://schemas.microsoft.com/office/word/2010/wordml" xmlns:w15="http://schemas.microsoft.com/office/word/2012/wordml" xmlns:w16cex="http://schemas.microsoft.com/office/word/2018/wordml/cex" xmlns:w16cid="http://schemas.microsoft.com/office/word/2016/wordml/cid" xmlns:w16="http://schemas.microsoft.com/office/word/2018/wordml" xmlns:w16du="http://schemas.microsoft.com/office/word/2023/wordml/word16du" xmlns:w16sdtdh="http://schemas.microsoft.com/office/word/2020/wordml/sdtdatahash" xmlns:w16sdtfl="http://schemas.microsoft.com/office/word/2024/wordml/sdtformatlock" xmlns:w16se="http://schemas.microsoft.com/office/word/2015/wordml/symex" xmlns:wpg="http://schemas.microsoft.com/office/word/2010/wordprocessingGroup" xmlns:wpi="http://schemas.microsoft.com/office/word/2010/wordprocessingInk" xmlns:wne="http://schemas.microsoft.com/office/word/2006/wordml" xmlns:wps="http://schemas.microsoft.com/office/word/2010/wordprocessingShape" mc:Ignorable="w14 w15 w16se w16cid w16 w16cex w16sdtdh w16sdtfl w16du wp14">
   <w:p>
     <w:pPr>
       <w:pStyle w:val="Header"/>
@@ -1630,7 +1398,7 @@
 </file>
 
 <file path=word/numbering.xml><?xml version="1.0" encoding="utf-8"?>
-<w:numbering xmlns:wpc="http://schemas.microsoft.com/office/word/2010/wordprocessingCanvas" xmlns:cx="http://schemas.microsoft.com/office/drawing/2014/chartex" xmlns:cx1="http://schemas.microsoft.com/office/drawing/2015/9/8/chartex" xmlns:cx2="http://schemas.microsoft.com/office/drawing/2015/10/21/chartex" xmlns:cx3="http://schemas.microsoft.com/office/drawing/2016/5/9/chartex" xmlns:cx4="http://schemas.microsoft.com/office/drawing/2016/5/10/chartex" xmlns:cx5="http://schemas.microsoft.com/office/drawing/2016/5/11/chartex" xmlns:cx6="http://schemas.microsoft.com/office/drawing/2016/5/12/chartex" xmlns:cx7="http://schemas.microsoft.com/office/drawing/2016/5/13/chartex" xmlns:cx8="http://schemas.microsoft.com/office/drawing/2016/5/14/chartex" xmlns:mc="http://schemas.openxmlformats.org/markup-compatibility/2006" xmlns:aink="http://schemas.microsoft.com/office/drawing/2016/ink" xmlns:am3d="http://schemas.microsoft.com/office/drawing/2017/model3d" xmlns:o="urn:schemas-microsoft-com:office:office" xmlns:oel="http://schemas.microsoft.com/office/2019/extlst" xmlns:r="http://schemas.openxmlformats.org/officeDocument/2006/relationships" xmlns:m="http://schemas.openxmlformats.org/officeDocument/2006/math" xmlns:v="urn:schemas-microsoft-com:vml" xmlns:wp14="http://schemas.microsoft.com/office/word/2010/wordprocessingDrawing" xmlns:wp="http://schemas.openxmlformats.org/drawingml/2006/wordprocessingDrawing" xmlns:w10="urn:schemas-microsoft-com:office:word" xmlns:w="http://schemas.openxmlformats.org/wordprocessingml/2006/main" xmlns:w14="http://schemas.microsoft.com/office/word/2010/wordml" xmlns:w15="http://schemas.microsoft.com/office/word/2012/wordml" xmlns:w16cei="http://schemas.microsoft.com/office/word/2026/wordml/cei" xmlns:w16cex="http://schemas.microsoft.com/office/word/2018/wordml/cex" xmlns:w16cid="http://schemas.microsoft.com/office/word/2016/wordml/cid" xmlns:w16="http://schemas.microsoft.com/office/word/2018/wordml" xmlns:w16du="http://schemas.microsoft.com/office/word/2023/wordml/word16du" xmlns:w16sdtdh="http://schemas.microsoft.com/office/word/2020/wordml/sdtdatahash" xmlns:w16sdtfl="http://schemas.microsoft.com/office/word/2024/wordml/sdtformatlock" xmlns:w16se="http://schemas.microsoft.com/office/word/2015/wordml/symex" xmlns:wpg="http://schemas.microsoft.com/office/word/2010/wordprocessingGroup" xmlns:wpi="http://schemas.microsoft.com/office/word/2010/wordprocessingInk" xmlns:wne="http://schemas.microsoft.com/office/word/2006/wordml" xmlns:wps="http://schemas.microsoft.com/office/word/2010/wordprocessingShape" mc:Ignorable="w14 w15 w16se w16cid w16 w16cex w16sdtdh w16sdtfl w16du wp14">
+<w:numbering xmlns:wpc="http://schemas.microsoft.com/office/word/2010/wordprocessingCanvas" xmlns:cx="http://schemas.microsoft.com/office/drawing/2014/chartex" xmlns:cx1="http://schemas.microsoft.com/office/drawing/2015/9/8/chartex" xmlns:cx2="http://schemas.microsoft.com/office/drawing/2015/10/21/chartex" xmlns:cx3="http://schemas.microsoft.com/office/drawing/2016/5/9/chartex" xmlns:cx4="http://schemas.microsoft.com/office/drawing/2016/5/10/chartex" xmlns:cx5="http://schemas.microsoft.com/office/drawing/2016/5/11/chartex" xmlns:cx6="http://schemas.microsoft.com/office/drawing/2016/5/12/chartex" xmlns:cx7="http://schemas.microsoft.com/office/drawing/2016/5/13/chartex" xmlns:cx8="http://schemas.microsoft.com/office/drawing/2016/5/14/chartex" xmlns:mc="http://schemas.openxmlformats.org/markup-compatibility/2006" xmlns:aink="http://schemas.microsoft.com/office/drawing/2016/ink" xmlns:am3d="http://schemas.microsoft.com/office/drawing/2017/model3d" xmlns:o="urn:schemas-microsoft-com:office:office" xmlns:oel="http://schemas.microsoft.com/office/2019/extlst" xmlns:r="http://schemas.openxmlformats.org/officeDocument/2006/relationships" xmlns:m="http://schemas.openxmlformats.org/officeDocument/2006/math" xmlns:v="urn:schemas-microsoft-com:vml" xmlns:wp14="http://schemas.microsoft.com/office/word/2010/wordprocessingDrawing" xmlns:wp="http://schemas.openxmlformats.org/drawingml/2006/wordprocessingDrawing" xmlns:w10="urn:schemas-microsoft-com:office:word" xmlns:w="http://schemas.openxmlformats.org/wordprocessingml/2006/main" xmlns:w14="http://schemas.microsoft.com/office/word/2010/wordml" xmlns:w15="http://schemas.microsoft.com/office/word/2012/wordml" xmlns:w16cex="http://schemas.microsoft.com/office/word/2018/wordml/cex" xmlns:w16cid="http://schemas.microsoft.com/office/word/2016/wordml/cid" xmlns:w16="http://schemas.microsoft.com/office/word/2018/wordml" xmlns:w16du="http://schemas.microsoft.com/office/word/2023/wordml/word16du" xmlns:w16sdtdh="http://schemas.microsoft.com/office/word/2020/wordml/sdtdatahash" xmlns:w16sdtfl="http://schemas.microsoft.com/office/word/2024/wordml/sdtformatlock" xmlns:w16se="http://schemas.microsoft.com/office/word/2015/wordml/symex" xmlns:wpg="http://schemas.microsoft.com/office/word/2010/wordprocessingGroup" xmlns:wpi="http://schemas.microsoft.com/office/word/2010/wordprocessingInk" xmlns:wne="http://schemas.microsoft.com/office/word/2006/wordml" xmlns:wps="http://schemas.microsoft.com/office/word/2010/wordprocessingShape" mc:Ignorable="w14 w15 w16se w16cid w16 w16cex w16sdtdh w16sdtfl w16du wp14">
   <w:numPicBullet w:numPicBulletId="0">
     <w:pict>
       <v:shapetype id="_x0000_t75" coordsize="21600,21600" o:spt="75" o:preferrelative="t" path="m@4@5l@4@11@9@11@9@5xe" filled="f" stroked="f">
@@ -1652,7 +1420,7 @@
         <v:path o:extrusionok="f" gradientshapeok="t" o:connecttype="rect"/>
         <o:lock v:ext="edit" aspectratio="t"/>
       </v:shapetype>
-      <v:shape id="Picture 14" o:spid="_x0000_i1025" type="#_x0000_t75" style="width:18.5pt;height:20pt;visibility:visible;mso-wrap-style:square" o:bullet="t">
+      <v:shape id="Picture 14" o:spid="_x0000_i1025" type="#_x0000_t75" style="width:18.4pt;height:20pt;visibility:visible;mso-wrap-style:square" o:bullet="t">
         <v:imagedata r:id="rId1" o:title=""/>
       </v:shape>
     </w:pict>

--- a/PHOCS-Docgentemplates/PHOCSReceiptTemplate.docx
+++ b/PHOCS-Docgentemplates/PHOCSReceiptTemplate.docx
@@ -865,7 +865,8 @@
   <w:tbl>
     <w:tblPr>
       <w:tblStyle w:val="TableGrid"/>
-      <w:tblW w:w="12380" w:type="dxa"/>
+      <w:tblW w:w="13010" w:type="dxa"/>
+      <w:tblInd w:w="-630" w:type="dxa"/>
       <w:tblBorders>
         <w:top w:val="none" w:sz="0" w:space="0" w:color="auto"/>
         <w:left w:val="none" w:sz="0" w:space="0" w:color="auto"/>
@@ -877,10 +878,10 @@
       <w:tblLook w:val="04A0" w:firstRow="1" w:lastRow="0" w:firstColumn="1" w:lastColumn="0" w:noHBand="0" w:noVBand="1"/>
     </w:tblPr>
     <w:tblGrid>
-      <w:gridCol w:w="3116"/>
-      <w:gridCol w:w="236"/>
-      <w:gridCol w:w="2947"/>
-      <w:gridCol w:w="6081"/>
+      <w:gridCol w:w="3240"/>
+      <w:gridCol w:w="270"/>
+      <w:gridCol w:w="3510"/>
+      <w:gridCol w:w="5990"/>
     </w:tblGrid>
     <w:tr>
       <w:trPr>
@@ -888,7 +889,7 @@
       </w:trPr>
       <w:tc>
         <w:tcPr>
-          <w:tcW w:w="3116" w:type="dxa"/>
+          <w:tcW w:w="3240" w:type="dxa"/>
         </w:tcPr>
         <w:p>
           <w:pPr>
@@ -960,25 +961,7 @@
               <w:szCs w:val="10"/>
               <w:lang w:val="en-CA" w:eastAsia="en-CA"/>
             </w:rPr>
-            <w:t>{{/IF_HA_Northern</w:t>
-          </w:r>
-          <w:proofErr w:type="gramStart"/>
-          <w:r>
-            <w:rPr>
-              <w:sz w:val="10"/>
-              <w:szCs w:val="10"/>
-              <w:lang w:val="en-CA" w:eastAsia="en-CA"/>
-            </w:rPr>
-            <w:t>}}{</w:t>
-          </w:r>
-          <w:proofErr w:type="gramEnd"/>
-          <w:r>
-            <w:rPr>
-              <w:sz w:val="10"/>
-              <w:szCs w:val="10"/>
-              <w:lang w:val="en-CA" w:eastAsia="en-CA"/>
-            </w:rPr>
-            <w:t>{#IF_HA_Interior}}</w:t>
+            <w:t>{{/IF_HA_Northern}}{{#IF_HA_Interior}}</w:t>
           </w:r>
           <w:r>
             <w:rPr>
@@ -1029,25 +1012,7 @@
               <w:szCs w:val="10"/>
               <w:lang w:val="en-CA" w:eastAsia="en-CA"/>
             </w:rPr>
-            <w:t>{{/IF_HA_Interior</w:t>
-          </w:r>
-          <w:proofErr w:type="gramStart"/>
-          <w:r>
-            <w:rPr>
-              <w:sz w:val="10"/>
-              <w:szCs w:val="10"/>
-              <w:lang w:val="en-CA" w:eastAsia="en-CA"/>
-            </w:rPr>
-            <w:t>}}{</w:t>
-          </w:r>
-          <w:proofErr w:type="gramEnd"/>
-          <w:r>
-            <w:rPr>
-              <w:sz w:val="10"/>
-              <w:szCs w:val="10"/>
-              <w:lang w:val="en-CA" w:eastAsia="en-CA"/>
-            </w:rPr>
-            <w:t>{#IF_HA_Island}}</w:t>
+            <w:t>{{/IF_HA_Interior}}{{#IF_HA_Island}}</w:t>
           </w:r>
           <w:r>
             <w:rPr>
@@ -1098,25 +1063,7 @@
               <w:szCs w:val="10"/>
               <w:lang w:val="en-CA" w:eastAsia="en-CA"/>
             </w:rPr>
-            <w:t>{{/IF_HA_Island</w:t>
-          </w:r>
-          <w:proofErr w:type="gramStart"/>
-          <w:r>
-            <w:rPr>
-              <w:sz w:val="10"/>
-              <w:szCs w:val="10"/>
-              <w:lang w:val="en-CA" w:eastAsia="en-CA"/>
-            </w:rPr>
-            <w:t>}}{</w:t>
-          </w:r>
-          <w:proofErr w:type="gramEnd"/>
-          <w:r>
-            <w:rPr>
-              <w:sz w:val="10"/>
-              <w:szCs w:val="10"/>
-              <w:lang w:val="en-CA" w:eastAsia="en-CA"/>
-            </w:rPr>
-            <w:t>{#IF_HA_VancouverCoastal}}</w:t>
+            <w:t>{{/IF_HA_Island}}{{#IF_HA_VancouverCoastal}}</w:t>
           </w:r>
           <w:r>
             <w:rPr>
@@ -1233,7 +1180,7 @@
       </w:tc>
       <w:tc>
         <w:tcPr>
-          <w:tcW w:w="236" w:type="dxa"/>
+          <w:tcW w:w="270" w:type="dxa"/>
         </w:tcPr>
         <w:p>
           <w:pPr>
@@ -1243,38 +1190,24 @@
       </w:tc>
       <w:tc>
         <w:tcPr>
-          <w:tcW w:w="2947" w:type="dxa"/>
+          <w:tcW w:w="3510" w:type="dxa"/>
         </w:tcPr>
         <w:p>
           <w:pPr>
             <w:spacing w:line="200" w:lineRule="auto"/>
             <w:rPr>
               <w:rFonts w:ascii="BC Sans" w:eastAsia="BC Sans" w:hAnsi="BC Sans" w:cs="BC Sans"/>
-              <w:lang w:val="en-CA"/>
+              <w:sz w:val="16"/>
+              <w:szCs w:val="16"/>
             </w:rPr>
           </w:pPr>
           <w:r>
             <w:rPr>
               <w:rFonts w:ascii="BC Sans" w:eastAsia="BC Sans" w:hAnsi="BC Sans" w:cs="BC Sans"/>
-              <w:lang w:val="en-CA"/>
+              <w:sz w:val="16"/>
+              <w:szCs w:val="16"/>
             </w:rPr>
-            <w:t>{{RTB_HAAddress}}</w:t>
-          </w:r>
-        </w:p>
-        <w:p>
-          <w:pPr>
-            <w:spacing w:line="200" w:lineRule="auto"/>
-            <w:rPr>
-              <w:rFonts w:ascii="Cambria Math" w:eastAsia="BC Sans" w:hAnsi="Cambria Math" w:cs="Cambria Math"/>
-              <w:lang w:val="en-CA"/>
-            </w:rPr>
-          </w:pPr>
-          <w:r>
-            <w:rPr>
-              <w:rFonts w:ascii="BC Sans" w:eastAsia="BC Sans" w:hAnsi="BC Sans" w:cs="BC Sans"/>
-              <w:lang w:val="en-CA"/>
-            </w:rPr>
-            <w:t>Phone # {{HAPhone}}</w:t>
+            <w:t>{{AddressLine1}}</w:t>
           </w:r>
         </w:p>
         <w:p>
@@ -1282,16 +1215,117 @@
             <w:spacing w:line="200" w:lineRule="auto"/>
             <w:rPr>
               <w:rFonts w:ascii="BC Sans" w:eastAsia="BC Sans" w:hAnsi="BC Sans" w:cs="BC Sans"/>
-              <w:lang w:val="en-CA"/>
+              <w:sz w:val="16"/>
+              <w:szCs w:val="16"/>
             </w:rPr>
           </w:pPr>
           <w:r>
             <w:rPr>
               <w:rFonts w:ascii="BC Sans" w:eastAsia="BC Sans" w:hAnsi="BC Sans" w:cs="BC Sans"/>
+              <w:sz w:val="16"/>
+              <w:szCs w:val="16"/>
+            </w:rPr>
+            <w:t>{{AddressLine2}}</w:t>
+          </w:r>
+        </w:p>
+        <w:p>
+          <w:pPr>
+            <w:spacing w:line="200" w:lineRule="auto"/>
+            <w:rPr>
+              <w:rFonts w:ascii="BC Sans" w:eastAsia="BC Sans" w:hAnsi="BC Sans" w:cs="BC Sans"/>
+              <w:sz w:val="16"/>
+              <w:szCs w:val="16"/>
+            </w:rPr>
+          </w:pPr>
+          <w:r>
+            <w:rPr>
+              <w:rFonts w:ascii="BC Sans" w:eastAsia="BC Sans" w:hAnsi="BC Sans" w:cs="BC Sans"/>
+              <w:sz w:val="16"/>
+              <w:szCs w:val="16"/>
+            </w:rPr>
+            <w:t>{{AddressLine3}}</w:t>
+          </w:r>
+        </w:p>
+        <w:p>
+          <w:pPr>
+            <w:spacing w:line="200" w:lineRule="auto"/>
+            <w:rPr>
+              <w:rFonts w:ascii="BC Sans" w:eastAsia="BC Sans" w:hAnsi="BC Sans" w:cs="BC Sans"/>
+              <w:sz w:val="16"/>
+              <w:szCs w:val="16"/>
+            </w:rPr>
+          </w:pPr>
+          <w:r>
+            <w:rPr>
+              <w:rFonts w:ascii="BC Sans" w:eastAsia="BC Sans" w:hAnsi="BC Sans" w:cs="BC Sans"/>
+              <w:sz w:val="16"/>
+              <w:szCs w:val="16"/>
+            </w:rPr>
+            <w:t>{{AddressLine4}}</w:t>
+          </w:r>
+        </w:p>
+        <w:p>
+          <w:pPr>
+            <w:spacing w:line="200" w:lineRule="auto"/>
+            <w:rPr>
+              <w:rFonts w:ascii="BC Sans" w:eastAsia="BC Sans" w:hAnsi="BC Sans" w:cs="BC Sans"/>
+              <w:sz w:val="16"/>
+              <w:szCs w:val="16"/>
+            </w:rPr>
+          </w:pPr>
+          <w:r>
+            <w:rPr>
+              <w:rFonts w:ascii="BC Sans" w:eastAsia="BC Sans" w:hAnsi="BC Sans" w:cs="BC Sans"/>
+              <w:sz w:val="16"/>
+              <w:szCs w:val="16"/>
+            </w:rPr>
+            <w:t>{{AddressLine5}}</w:t>
+          </w:r>
+        </w:p>
+        <w:p>
+          <w:pPr>
+            <w:spacing w:line="200" w:lineRule="auto"/>
+            <w:rPr>
+              <w:rFonts w:ascii="BC Sans" w:eastAsia="BC Sans" w:hAnsi="BC Sans" w:cs="BC Sans"/>
+              <w:sz w:val="16"/>
+              <w:szCs w:val="16"/>
+            </w:rPr>
+          </w:pPr>
+          <w:r>
+            <w:rPr>
+              <w:rFonts w:ascii="BC Sans" w:eastAsia="BC Sans" w:hAnsi="BC Sans" w:cs="BC Sans"/>
+              <w:sz w:val="16"/>
+              <w:szCs w:val="16"/>
+            </w:rPr>
+            <w:t>{{</w:t>
+          </w:r>
+          <w:r>
+            <w:rPr>
+              <w:rFonts w:ascii="BC Sans" w:eastAsia="BC Sans" w:hAnsi="BC Sans" w:cs="BC Sans"/>
+              <w:sz w:val="16"/>
+              <w:szCs w:val="16"/>
+            </w:rPr>
+            <w:t>AddressLine6</w:t>
+          </w:r>
+          <w:r>
+            <w:rPr>
+              <w:rFonts w:ascii="BC Sans" w:eastAsia="BC Sans" w:hAnsi="BC Sans" w:cs="BC Sans"/>
+              <w:sz w:val="16"/>
+              <w:szCs w:val="16"/>
+            </w:rPr>
+            <w:t>}}</w:t>
+          </w:r>
+        </w:p>
+        <w:p>
+          <w:pPr>
+            <w:spacing w:line="200" w:lineRule="auto"/>
+            <w:rPr>
+              <w:rFonts w:ascii="BC Sans" w:eastAsia="BC Sans" w:hAnsi="BC Sans" w:cs="BC Sans"/>
+              <w:sz w:val="16"/>
+              <w:szCs w:val="16"/>
               <w:lang w:val="en-CA"/>
             </w:rPr>
-            <w:t>GST # {{HAGSTNumber}}</w:t>
-          </w:r>
+          </w:pPr>
         </w:p>
         <w:p>
           <w:pPr>
@@ -1302,7 +1336,7 @@
       </w:tc>
       <w:tc>
         <w:tcPr>
-          <w:tcW w:w="6081" w:type="dxa"/>
+          <w:tcW w:w="5990" w:type="dxa"/>
         </w:tcPr>
         <w:p>
           <w:pPr>
@@ -1315,17 +1349,6 @@
               <w:szCs w:val="22"/>
             </w:rPr>
           </w:pPr>
-          <w:r>
-            <w:rPr>
-              <w:rFonts w:ascii="BC Sans" w:eastAsia="BC Sans" w:hAnsi="BC Sans" w:cs="BC Sans"/>
-              <w:b/>
-              <w:bCs/>
-              <w:sz w:val="22"/>
-              <w:szCs w:val="22"/>
-            </w:rPr>
-            <w:t xml:space="preserve">  </w:t>
-          </w:r>
-          <w:proofErr w:type="gramStart"/>
           <w:r>
             <w:rPr>
               <w:rFonts w:ascii="BC Sans" w:eastAsia="BC Sans" w:hAnsi="BC Sans" w:cs="BC Sans"/>
@@ -1352,29 +1375,8 @@
               <w:sz w:val="22"/>
               <w:szCs w:val="22"/>
             </w:rPr>
-            <w:t xml:space="preserve"> </w:t>
+            <w:t xml:space="preserve"> {{RegulatoryTrxnFeeName}}</w:t>
           </w:r>
-          <w:r>
-            <w:rPr>
-              <w:rFonts w:ascii="BC Sans" w:eastAsia="BC Sans" w:hAnsi="BC Sans" w:cs="BC Sans"/>
-            </w:rPr>
-            <w:t>{{</w:t>
-          </w:r>
-          <w:proofErr w:type="gramEnd"/>
-          <w:r>
-            <w:rPr>
-              <w:rFonts w:ascii="BC Sans" w:eastAsia="BC Sans" w:hAnsi="BC Sans" w:cs="BC Sans"/>
-            </w:rPr>
-            <w:t>RegulatoryTrxnFeeName}}</w:t>
-          </w:r>
-        </w:p>
-        <w:p>
-          <w:pPr>
-            <w:pStyle w:val="Header"/>
-            <w:rPr>
-              <w:rFonts w:ascii="BC Sans" w:eastAsia="BC Sans" w:hAnsi="BC Sans" w:cs="BC Sans"/>
-            </w:rPr>
-          </w:pPr>
         </w:p>
       </w:tc>
     </w:tr>
@@ -1420,7 +1422,7 @@
         <v:path o:extrusionok="f" gradientshapeok="t" o:connecttype="rect"/>
         <o:lock v:ext="edit" aspectratio="t"/>
       </v:shapetype>
-      <v:shape id="Picture 14" o:spid="_x0000_i1025" type="#_x0000_t75" style="width:18.4pt;height:20pt;visibility:visible;mso-wrap-style:square" o:bullet="t">
+      <v:shape id="Picture 14" o:spid="_x0000_i1025" type="#_x0000_t75" style="width:18.6pt;height:19.8pt;visibility:visible;mso-wrap-style:square" o:bullet="t">
         <v:imagedata r:id="rId1" o:title=""/>
       </v:shape>
     </w:pict>
@@ -2266,7 +2268,6 @@
   <w:style w:type="character" w:default="1" w:styleId="DefaultParagraphFont">
     <w:name w:val="Default Paragraph Font"/>
     <w:uiPriority w:val="1"/>
-    <w:semiHidden/>
     <w:unhideWhenUsed/>
   </w:style>
   <w:style w:type="table" w:default="1" w:styleId="TableNormal">
@@ -3092,6 +3093,19 @@
 </file>
 
 <file path=customXml/item1.xml><?xml version="1.0" encoding="utf-8"?>
+<b:Sources xmlns:b="http://schemas.openxmlformats.org/officeDocument/2006/bibliography" xmlns="http://schemas.openxmlformats.org/officeDocument/2006/bibliography" SelectedStyle="\APASixthEditionOfficeOnline.xsl" StyleName="APA" Version="6"/>
+</file>
+
+<file path=customXml/item2.xml><?xml version="1.0" encoding="utf-8"?>
+<?mso-contentType ?>
+<FormTemplates xmlns="http://schemas.microsoft.com/sharepoint/v3/contenttype/forms">
+  <Display>DocumentLibraryForm</Display>
+  <Edit>DocumentLibraryForm</Edit>
+  <New>DocumentLibraryForm</New>
+</FormTemplates>
+</file>
+
+<file path=customXml/item3.xml><?xml version="1.0" encoding="utf-8"?>
 <ct:contentTypeSchema xmlns:ct="http://schemas.microsoft.com/office/2006/metadata/contentType" xmlns:ma="http://schemas.microsoft.com/office/2006/metadata/properties/metaAttributes" ct:_="" ma:_="" ma:contentTypeName="Document" ma:contentTypeID="0x01010015F16144C0593A4A82C8AE0B67DB460F" ma:contentTypeVersion="11" ma:contentTypeDescription="Create a new document." ma:contentTypeScope="" ma:versionID="f03428ffc1746d68619392bc270e65d0">
   <xsd:schema xmlns:xsd="http://www.w3.org/2001/XMLSchema" xmlns:xs="http://www.w3.org/2001/XMLSchema" xmlns:p="http://schemas.microsoft.com/office/2006/metadata/properties" xmlns:ns2="94d5cf59-5162-48bc-aa9b-620df72947f5" xmlns:ns3="8350b7c0-334b-4e19-bfc1-744f6a979eee" targetNamespace="http://schemas.microsoft.com/office/2006/metadata/properties" ma:root="true" ma:fieldsID="2206ae29c74f0be434f81d51f34f460d" ns2:_="" ns3:_="">
     <xsd:import namespace="94d5cf59-5162-48bc-aa9b-620df72947f5"/>
@@ -3286,7 +3300,7 @@
 </ct:contentTypeSchema>
 </file>
 
-<file path=customXml/item2.xml><?xml version="1.0" encoding="utf-8"?>
+<file path=customXml/item4.xml><?xml version="1.0" encoding="utf-8"?>
 <p:properties xmlns:p="http://schemas.microsoft.com/office/2006/metadata/properties" xmlns:xsi="http://www.w3.org/2001/XMLSchema-instance" xmlns:pc="http://schemas.microsoft.com/office/infopath/2007/PartnerControls">
   <documentManagement>
     <lcf76f155ced4ddcb4097134ff3c332f xmlns="94d5cf59-5162-48bc-aa9b-620df72947f5">
@@ -3297,20 +3311,23 @@
 </p:properties>
 </file>
 
-<file path=customXml/item3.xml><?xml version="1.0" encoding="utf-8"?>
-<b:Sources xmlns:b="http://schemas.openxmlformats.org/officeDocument/2006/bibliography" xmlns="http://schemas.openxmlformats.org/officeDocument/2006/bibliography" SelectedStyle="\APASixthEditionOfficeOnline.xsl" StyleName="APA" Version="6"/>
+<file path=customXml/itemProps1.xml><?xml version="1.0" encoding="utf-8"?>
+<ds:datastoreItem xmlns:ds="http://schemas.openxmlformats.org/officeDocument/2006/customXml" ds:itemID="{1B13D280-DAE9-4159-8E27-0B6001C23F99}">
+  <ds:schemaRefs>
+    <ds:schemaRef ds:uri="http://schemas.openxmlformats.org/officeDocument/2006/bibliography"/>
+  </ds:schemaRefs>
+</ds:datastoreItem>
 </file>
 
-<file path=customXml/item4.xml><?xml version="1.0" encoding="utf-8"?>
-<?mso-contentType ?>
-<FormTemplates xmlns="http://schemas.microsoft.com/sharepoint/v3/contenttype/forms">
-  <Display>DocumentLibraryForm</Display>
-  <Edit>DocumentLibraryForm</Edit>
-  <New>DocumentLibraryForm</New>
-</FormTemplates>
+<file path=customXml/itemProps2.xml><?xml version="1.0" encoding="utf-8"?>
+<ds:datastoreItem xmlns:ds="http://schemas.openxmlformats.org/officeDocument/2006/customXml" ds:itemID="{D7CEB92D-E4AC-496B-B8CD-DC145F36CFDD}">
+  <ds:schemaRefs>
+    <ds:schemaRef ds:uri="http://schemas.microsoft.com/sharepoint/v3/contenttype/forms"/>
+  </ds:schemaRefs>
+</ds:datastoreItem>
 </file>
 
-<file path=customXml/itemProps1.xml><?xml version="1.0" encoding="utf-8"?>
+<file path=customXml/itemProps3.xml><?xml version="1.0" encoding="utf-8"?>
 <ds:datastoreItem xmlns:ds="http://schemas.openxmlformats.org/officeDocument/2006/customXml" ds:itemID="{C4741666-369F-4F81-99B9-33314B90D955}">
   <ds:schemaRefs>
     <ds:schemaRef ds:uri="http://schemas.microsoft.com/office/2006/metadata/contentType"/>
@@ -3329,7 +3346,7 @@
 </ds:datastoreItem>
 </file>
 
-<file path=customXml/itemProps2.xml><?xml version="1.0" encoding="utf-8"?>
+<file path=customXml/itemProps4.xml><?xml version="1.0" encoding="utf-8"?>
 <ds:datastoreItem xmlns:ds="http://schemas.openxmlformats.org/officeDocument/2006/customXml" ds:itemID="{3DC3E886-FAA3-4F9D-BAB3-B7FA9EEB26D5}">
   <ds:schemaRefs>
     <ds:schemaRef ds:uri="http://schemas.microsoft.com/office/2006/metadata/properties"/>
@@ -3340,22 +3357,6 @@
 </ds:datastoreItem>
 </file>
 
-<file path=customXml/itemProps3.xml><?xml version="1.0" encoding="utf-8"?>
-<ds:datastoreItem xmlns:ds="http://schemas.openxmlformats.org/officeDocument/2006/customXml" ds:itemID="{1B13D280-DAE9-4159-8E27-0B6001C23F99}">
-  <ds:schemaRefs>
-    <ds:schemaRef ds:uri="http://schemas.openxmlformats.org/officeDocument/2006/bibliography"/>
-  </ds:schemaRefs>
-</ds:datastoreItem>
-</file>
-
-<file path=customXml/itemProps4.xml><?xml version="1.0" encoding="utf-8"?>
-<ds:datastoreItem xmlns:ds="http://schemas.openxmlformats.org/officeDocument/2006/customXml" ds:itemID="{D7CEB92D-E4AC-496B-B8CD-DC145F36CFDD}">
-  <ds:schemaRefs>
-    <ds:schemaRef ds:uri="http://schemas.microsoft.com/sharepoint/v3/contenttype/forms"/>
-  </ds:schemaRefs>
-</ds:datastoreItem>
-</file>
-
 <file path=docMetadata/LabelInfo.xml><?xml version="1.0" encoding="utf-8"?>
 <clbl:labelList xmlns:clbl="http://schemas.microsoft.com/office/2020/mipLabelMetadata">
   <clbl:label id="{e0793d39-0939-496d-b129-198edd916feb}" enabled="0" method="" siteId="{e0793d39-0939-496d-b129-198edd916feb}" removed="1"/>
